--- a/Computer Science/AI/llm/link-draft.docx
+++ b/Computer Science/AI/llm/link-draft.docx
@@ -3016,8 +3016,6 @@
           <w:t xml:space="preserve"> | Apr, 2026 | Medium</w:t>
         </w:r>
       </w:hyperlink>
-      <w:bookmarkStart w:id="0" w:name="_GoBack"/>
-      <w:bookmarkEnd w:id="0"/>
     </w:p>
     <w:p>
       <w:r>
@@ -3032,6 +3030,2014 @@
         <w:t xml:space="preserve"> CLI Custom agents</w:t>
       </w:r>
     </w:p>
+    <w:p>
+      <w:hyperlink r:id="rId15" w:history="1">
+        <w:r>
+          <w:rPr>
+            <w:rStyle w:val="Hyperlink"/>
+          </w:rPr>
+          <w:t>Meet '</w:t>
+        </w:r>
+        <w:proofErr w:type="spellStart"/>
+        <w:r>
+          <w:rPr>
+            <w:rStyle w:val="Hyperlink"/>
+          </w:rPr>
+          <w:t>AutoAgent</w:t>
+        </w:r>
+        <w:proofErr w:type="spellEnd"/>
+        <w:r>
+          <w:rPr>
+            <w:rStyle w:val="Hyperlink"/>
+          </w:rPr>
+          <w:t xml:space="preserve">': The Open-Source Library That Lets an AI Engineer and Optimize Its Own Agent Harness Overnight - </w:t>
+        </w:r>
+        <w:proofErr w:type="spellStart"/>
+        <w:r>
+          <w:rPr>
+            <w:rStyle w:val="Hyperlink"/>
+          </w:rPr>
+          <w:t>MarkTechPost</w:t>
+        </w:r>
+        <w:proofErr w:type="spellEnd"/>
+      </w:hyperlink>
+      <w:r>
+        <w:t xml:space="preserve">   --- </w:t>
+      </w:r>
+      <w:hyperlink r:id="rId16" w:history="1">
+        <w:proofErr w:type="spellStart"/>
+        <w:r>
+          <w:rPr>
+            <w:rStyle w:val="Hyperlink"/>
+          </w:rPr>
+          <w:t>kevinrgu</w:t>
+        </w:r>
+        <w:proofErr w:type="spellEnd"/>
+        <w:r>
+          <w:rPr>
+            <w:rStyle w:val="Hyperlink"/>
+          </w:rPr>
+          <w:t>/</w:t>
+        </w:r>
+        <w:proofErr w:type="spellStart"/>
+        <w:r>
+          <w:rPr>
+            <w:rStyle w:val="Hyperlink"/>
+          </w:rPr>
+          <w:t>autoagent</w:t>
+        </w:r>
+        <w:proofErr w:type="spellEnd"/>
+        <w:r>
+          <w:rPr>
+            <w:rStyle w:val="Hyperlink"/>
+          </w:rPr>
+          <w:t>: autonomous harness engineering</w:t>
+        </w:r>
+      </w:hyperlink>
+    </w:p>
+    <w:tbl>
+      <w:tblPr>
+        <w:tblStyle w:val="TableGrid"/>
+        <w:tblW w:w="0" w:type="auto"/>
+        <w:tblLook w:val="04A0" w:firstRow="1" w:lastRow="0" w:firstColumn="1" w:lastColumn="0" w:noHBand="0" w:noVBand="1"/>
+      </w:tblPr>
+      <w:tblGrid>
+        <w:gridCol w:w="25366"/>
+      </w:tblGrid>
+      <w:tr>
+        <w:tc>
+          <w:tcPr>
+            <w:tcW w:w="25366" w:type="dxa"/>
+          </w:tcPr>
+          <w:p>
+            <w:pPr>
+              <w:pStyle w:val="NormalWeb"/>
+            </w:pPr>
+            <w:r>
+              <w:t xml:space="preserve">Here’s a </w:t>
+            </w:r>
+            <w:r>
+              <w:rPr>
+                <w:rStyle w:val="Strong"/>
+              </w:rPr>
+              <w:t>clear, practical breakdown</w:t>
+            </w:r>
+            <w:r>
+              <w:t xml:space="preserve"> of the repo you shared:</w:t>
+            </w:r>
+          </w:p>
+          <w:p>
+            <w:r>
+              <w:pict w14:anchorId="359CED83">
+                <v:rect id="_x0000_i1559" style="width:0;height:1.5pt" o:hralign="center" o:hrstd="t" o:hr="t" fillcolor="#a0a0a0" stroked="f"/>
+              </w:pict>
+            </w:r>
+          </w:p>
+          <w:p>
+            <w:pPr>
+              <w:pStyle w:val="Heading2"/>
+            </w:pPr>
+            <w:r>
+              <w:rPr>
+                <w:rFonts w:ascii="Segoe UI Emoji" w:hAnsi="Segoe UI Emoji" w:cs="Segoe UI Emoji"/>
+              </w:rPr>
+              <w:t>🔗</w:t>
+            </w:r>
+            <w:r>
+              <w:t xml:space="preserve"> Repo: </w:t>
+            </w:r>
+            <w:proofErr w:type="spellStart"/>
+            <w:r>
+              <w:rPr>
+                <w:rStyle w:val="HTMLCode"/>
+                <w:rFonts w:eastAsiaTheme="majorEastAsia"/>
+              </w:rPr>
+              <w:t>kevinrgu</w:t>
+            </w:r>
+            <w:proofErr w:type="spellEnd"/>
+            <w:r>
+              <w:rPr>
+                <w:rStyle w:val="HTMLCode"/>
+                <w:rFonts w:eastAsiaTheme="majorEastAsia"/>
+              </w:rPr>
+              <w:t>/</w:t>
+            </w:r>
+            <w:proofErr w:type="spellStart"/>
+            <w:r>
+              <w:rPr>
+                <w:rStyle w:val="HTMLCode"/>
+                <w:rFonts w:eastAsiaTheme="majorEastAsia"/>
+              </w:rPr>
+              <w:t>autoagent</w:t>
+            </w:r>
+            <w:proofErr w:type="spellEnd"/>
+          </w:p>
+          <w:p>
+            <w:pPr>
+              <w:pStyle w:val="NormalWeb"/>
+            </w:pPr>
+            <w:r>
+              <w:t xml:space="preserve">This is </w:t>
+            </w:r>
+            <w:r>
+              <w:rPr>
+                <w:rStyle w:val="Strong"/>
+              </w:rPr>
+              <w:t xml:space="preserve">not a typical agent framework like </w:t>
+            </w:r>
+            <w:proofErr w:type="spellStart"/>
+            <w:r>
+              <w:rPr>
+                <w:rStyle w:val="Strong"/>
+              </w:rPr>
+              <w:t>LangChain</w:t>
+            </w:r>
+            <w:proofErr w:type="spellEnd"/>
+            <w:r>
+              <w:rPr>
+                <w:rStyle w:val="Strong"/>
+              </w:rPr>
+              <w:t xml:space="preserve"> or </w:t>
+            </w:r>
+            <w:proofErr w:type="spellStart"/>
+            <w:r>
+              <w:rPr>
+                <w:rStyle w:val="Strong"/>
+              </w:rPr>
+              <w:t>AutoGen</w:t>
+            </w:r>
+            <w:proofErr w:type="spellEnd"/>
+            <w:r>
+              <w:t xml:space="preserve">. It’s a </w:t>
+            </w:r>
+            <w:r>
+              <w:rPr>
+                <w:rStyle w:val="Strong"/>
+              </w:rPr>
+              <w:t>self-improving agent system</w:t>
+            </w:r>
+            <w:r>
+              <w:t>.</w:t>
+            </w:r>
+          </w:p>
+          <w:p>
+            <w:pPr>
+              <w:pStyle w:val="NormalWeb"/>
+            </w:pPr>
+            <w:r>
+              <w:rPr>
+                <w:rFonts w:ascii="Segoe UI Emoji" w:hAnsi="Segoe UI Emoji" w:cs="Segoe UI Emoji"/>
+              </w:rPr>
+              <w:t>👉</w:t>
+            </w:r>
+            <w:r>
+              <w:t xml:space="preserve"> Core idea:</w:t>
+            </w:r>
+            <w:r>
+              <w:br/>
+              <w:t xml:space="preserve">Instead of </w:t>
+            </w:r>
+            <w:r>
+              <w:rPr>
+                <w:rStyle w:val="Emphasis"/>
+                <w:rFonts w:eastAsiaTheme="majorEastAsia"/>
+              </w:rPr>
+              <w:t>you</w:t>
+            </w:r>
+            <w:r>
+              <w:t xml:space="preserve"> engineering the agent, </w:t>
+            </w:r>
+            <w:r>
+              <w:rPr>
+                <w:rStyle w:val="Strong"/>
+              </w:rPr>
+              <w:t>the agent engineers itself</w:t>
+            </w:r>
+            <w:r>
+              <w:t>.</w:t>
+            </w:r>
+          </w:p>
+          <w:p>
+            <w:r>
+              <w:pict w14:anchorId="60508631">
+                <v:rect id="_x0000_i1560" style="width:0;height:1.5pt" o:hralign="center" o:hrstd="t" o:hr="t" fillcolor="#a0a0a0" stroked="f"/>
+              </w:pict>
+            </w:r>
+          </w:p>
+          <w:p>
+            <w:pPr>
+              <w:pStyle w:val="Heading1"/>
+            </w:pPr>
+            <w:r>
+              <w:rPr>
+                <w:rFonts w:ascii="Segoe UI Emoji" w:hAnsi="Segoe UI Emoji" w:cs="Segoe UI Emoji"/>
+              </w:rPr>
+              <w:t>🧠</w:t>
+            </w:r>
+            <w:r>
+              <w:t xml:space="preserve"> What </w:t>
+            </w:r>
+            <w:proofErr w:type="spellStart"/>
+            <w:r>
+              <w:t>AutoAgent</w:t>
+            </w:r>
+            <w:proofErr w:type="spellEnd"/>
+            <w:r>
+              <w:t xml:space="preserve"> Actually Is</w:t>
+            </w:r>
+          </w:p>
+          <w:p>
+            <w:pPr>
+              <w:pStyle w:val="NormalWeb"/>
+            </w:pPr>
+            <w:proofErr w:type="spellStart"/>
+            <w:r>
+              <w:rPr>
+                <w:rStyle w:val="Strong"/>
+              </w:rPr>
+              <w:t>AutoAgent</w:t>
+            </w:r>
+            <w:proofErr w:type="spellEnd"/>
+            <w:r>
+              <w:rPr>
+                <w:rStyle w:val="Strong"/>
+              </w:rPr>
+              <w:t xml:space="preserve"> = Meta-Agent + Task Agent + Evaluation Loop</w:t>
+            </w:r>
+          </w:p>
+          <w:p>
+            <w:pPr>
+              <w:pStyle w:val="NormalWeb"/>
+              <w:numPr>
+                <w:ilvl w:val="0"/>
+                <w:numId w:val="20"/>
+              </w:numPr>
+            </w:pPr>
+            <w:r>
+              <w:t xml:space="preserve">A </w:t>
+            </w:r>
+            <w:r>
+              <w:rPr>
+                <w:rStyle w:val="Strong"/>
+              </w:rPr>
+              <w:t>meta-agent</w:t>
+            </w:r>
+            <w:r>
+              <w:t xml:space="preserve"> observes performance</w:t>
+            </w:r>
+          </w:p>
+          <w:p>
+            <w:pPr>
+              <w:pStyle w:val="NormalWeb"/>
+              <w:numPr>
+                <w:ilvl w:val="0"/>
+                <w:numId w:val="20"/>
+              </w:numPr>
+            </w:pPr>
+            <w:r>
+              <w:t xml:space="preserve">It </w:t>
+            </w:r>
+            <w:r>
+              <w:rPr>
+                <w:rStyle w:val="Strong"/>
+              </w:rPr>
+              <w:t>rewrites the agent’s logic (prompts, tools, workflow)</w:t>
+            </w:r>
+          </w:p>
+          <w:p>
+            <w:pPr>
+              <w:pStyle w:val="NormalWeb"/>
+              <w:numPr>
+                <w:ilvl w:val="0"/>
+                <w:numId w:val="20"/>
+              </w:numPr>
+            </w:pPr>
+            <w:r>
+              <w:t>Runs tests → measures score → improves again</w:t>
+            </w:r>
+          </w:p>
+          <w:p>
+            <w:pPr>
+              <w:pStyle w:val="NormalWeb"/>
+              <w:numPr>
+                <w:ilvl w:val="0"/>
+                <w:numId w:val="20"/>
+              </w:numPr>
+            </w:pPr>
+            <w:r>
+              <w:t>Repeats until optimal</w:t>
+            </w:r>
+          </w:p>
+          <w:p>
+            <w:pPr>
+              <w:pStyle w:val="NormalWeb"/>
+            </w:pPr>
+            <w:r>
+              <w:rPr>
+                <w:rFonts w:ascii="Segoe UI Emoji" w:hAnsi="Segoe UI Emoji" w:cs="Segoe UI Emoji"/>
+              </w:rPr>
+              <w:t>👉</w:t>
+            </w:r>
+            <w:r>
+              <w:t xml:space="preserve"> Think of it like:</w:t>
+            </w:r>
+          </w:p>
+          <w:p>
+            <w:pPr>
+              <w:pStyle w:val="NormalWeb"/>
+            </w:pPr>
+            <w:r>
+              <w:t>“</w:t>
+            </w:r>
+            <w:proofErr w:type="spellStart"/>
+            <w:r>
+              <w:t>AutoML</w:t>
+            </w:r>
+            <w:proofErr w:type="spellEnd"/>
+            <w:r>
+              <w:t>, but for AI agents”</w:t>
+            </w:r>
+          </w:p>
+          <w:p>
+            <w:r>
+              <w:pict w14:anchorId="0C38EA35">
+                <v:rect id="_x0000_i1561" style="width:0;height:1.5pt" o:hralign="center" o:hrstd="t" o:hr="t" fillcolor="#a0a0a0" stroked="f"/>
+              </w:pict>
+            </w:r>
+          </w:p>
+          <w:p>
+            <w:pPr>
+              <w:pStyle w:val="Heading1"/>
+            </w:pPr>
+            <w:r>
+              <w:rPr>
+                <w:rFonts w:ascii="Segoe UI Emoji" w:hAnsi="Segoe UI Emoji" w:cs="Segoe UI Emoji"/>
+              </w:rPr>
+              <w:t>⚙️</w:t>
+            </w:r>
+            <w:r>
+              <w:t xml:space="preserve"> How It Works (Very Important)</w:t>
+            </w:r>
+          </w:p>
+          <w:p>
+            <w:pPr>
+              <w:pStyle w:val="NormalWeb"/>
+            </w:pPr>
+            <w:r>
+              <w:t xml:space="preserve">The repo revolves around </w:t>
+            </w:r>
+            <w:r>
+              <w:rPr>
+                <w:rStyle w:val="Strong"/>
+              </w:rPr>
+              <w:t>3 core files</w:t>
+            </w:r>
+            <w:r>
+              <w:t>:</w:t>
+            </w:r>
+          </w:p>
+          <w:p>
+            <w:pPr>
+              <w:pStyle w:val="Heading3"/>
+            </w:pPr>
+            <w:r>
+              <w:t xml:space="preserve">1. </w:t>
+            </w:r>
+            <w:r>
+              <w:rPr>
+                <w:rStyle w:val="HTMLCode"/>
+                <w:rFonts w:eastAsiaTheme="majorEastAsia"/>
+              </w:rPr>
+              <w:t>program.md</w:t>
+            </w:r>
+            <w:r>
+              <w:t xml:space="preserve"> (YOU write this)</w:t>
+            </w:r>
+          </w:p>
+          <w:p>
+            <w:pPr>
+              <w:pStyle w:val="NormalWeb"/>
+              <w:numPr>
+                <w:ilvl w:val="0"/>
+                <w:numId w:val="21"/>
+              </w:numPr>
+            </w:pPr>
+            <w:r>
+              <w:t>Describe the goal in natural language</w:t>
+            </w:r>
+          </w:p>
+          <w:p>
+            <w:pPr>
+              <w:pStyle w:val="NormalWeb"/>
+              <w:numPr>
+                <w:ilvl w:val="0"/>
+                <w:numId w:val="21"/>
+              </w:numPr>
+            </w:pPr>
+            <w:r>
+              <w:t>Example: “Build an agent that solves spreadsheet tasks”</w:t>
+            </w:r>
+          </w:p>
+          <w:p>
+            <w:pPr>
+              <w:pStyle w:val="NormalWeb"/>
+            </w:pPr>
+            <w:r>
+              <w:rPr>
+                <w:rFonts w:ascii="Segoe UI Emoji" w:hAnsi="Segoe UI Emoji" w:cs="Segoe UI Emoji"/>
+              </w:rPr>
+              <w:t>👉</w:t>
+            </w:r>
+            <w:r>
+              <w:t xml:space="preserve"> This is your only input.</w:t>
+            </w:r>
+          </w:p>
+          <w:p>
+            <w:r>
+              <w:pict w14:anchorId="7E7DB603">
+                <v:rect id="_x0000_i1562" style="width:0;height:1.5pt" o:hralign="center" o:hrstd="t" o:hr="t" fillcolor="#a0a0a0" stroked="f"/>
+              </w:pict>
+            </w:r>
+          </w:p>
+          <w:p>
+            <w:pPr>
+              <w:pStyle w:val="Heading3"/>
+            </w:pPr>
+            <w:r>
+              <w:t xml:space="preserve">2. </w:t>
+            </w:r>
+            <w:r>
+              <w:rPr>
+                <w:rStyle w:val="HTMLCode"/>
+                <w:rFonts w:eastAsiaTheme="majorEastAsia"/>
+              </w:rPr>
+              <w:t>agent.py</w:t>
+            </w:r>
+            <w:r>
+              <w:t xml:space="preserve"> (AUTO-MODIFIED)</w:t>
+            </w:r>
+          </w:p>
+          <w:p>
+            <w:pPr>
+              <w:pStyle w:val="NormalWeb"/>
+              <w:numPr>
+                <w:ilvl w:val="0"/>
+                <w:numId w:val="22"/>
+              </w:numPr>
+            </w:pPr>
+            <w:r>
+              <w:t>Contains:</w:t>
+            </w:r>
+          </w:p>
+          <w:p>
+            <w:pPr>
+              <w:pStyle w:val="NormalWeb"/>
+              <w:numPr>
+                <w:ilvl w:val="1"/>
+                <w:numId w:val="22"/>
+              </w:numPr>
+            </w:pPr>
+            <w:r>
+              <w:t>prompts</w:t>
+            </w:r>
+          </w:p>
+          <w:p>
+            <w:pPr>
+              <w:pStyle w:val="NormalWeb"/>
+              <w:numPr>
+                <w:ilvl w:val="1"/>
+                <w:numId w:val="22"/>
+              </w:numPr>
+            </w:pPr>
+            <w:r>
+              <w:t>tools</w:t>
+            </w:r>
+          </w:p>
+          <w:p>
+            <w:pPr>
+              <w:pStyle w:val="NormalWeb"/>
+              <w:numPr>
+                <w:ilvl w:val="1"/>
+                <w:numId w:val="22"/>
+              </w:numPr>
+            </w:pPr>
+            <w:r>
+              <w:t>orchestration logic</w:t>
+            </w:r>
+          </w:p>
+          <w:p>
+            <w:pPr>
+              <w:pStyle w:val="NormalWeb"/>
+              <w:numPr>
+                <w:ilvl w:val="0"/>
+                <w:numId w:val="22"/>
+              </w:numPr>
+            </w:pPr>
+            <w:r>
+              <w:rPr>
+                <w:rStyle w:val="Strong"/>
+              </w:rPr>
+              <w:t>Meta-agent edits this file automatically</w:t>
+            </w:r>
+          </w:p>
+          <w:p>
+            <w:r>
+              <w:pict w14:anchorId="37BC8B39">
+                <v:rect id="_x0000_i1563" style="width:0;height:1.5pt" o:hralign="center" o:hrstd="t" o:hr="t" fillcolor="#a0a0a0" stroked="f"/>
+              </w:pict>
+            </w:r>
+          </w:p>
+          <w:p>
+            <w:pPr>
+              <w:pStyle w:val="Heading3"/>
+            </w:pPr>
+            <w:r>
+              <w:t xml:space="preserve">3. </w:t>
+            </w:r>
+            <w:r>
+              <w:rPr>
+                <w:rStyle w:val="HTMLCode"/>
+                <w:rFonts w:eastAsiaTheme="majorEastAsia"/>
+              </w:rPr>
+              <w:t>tasks/</w:t>
+            </w:r>
+            <w:r>
+              <w:t xml:space="preserve"> (Evaluation)</w:t>
+            </w:r>
+          </w:p>
+          <w:p>
+            <w:pPr>
+              <w:pStyle w:val="NormalWeb"/>
+              <w:numPr>
+                <w:ilvl w:val="0"/>
+                <w:numId w:val="23"/>
+              </w:numPr>
+            </w:pPr>
+            <w:r>
+              <w:t>Benchmark tasks with scoring</w:t>
+            </w:r>
+          </w:p>
+          <w:p>
+            <w:pPr>
+              <w:pStyle w:val="NormalWeb"/>
+              <w:numPr>
+                <w:ilvl w:val="0"/>
+                <w:numId w:val="23"/>
+              </w:numPr>
+            </w:pPr>
+            <w:r>
+              <w:t>Example:</w:t>
+            </w:r>
+          </w:p>
+          <w:p>
+            <w:pPr>
+              <w:pStyle w:val="NormalWeb"/>
+              <w:numPr>
+                <w:ilvl w:val="1"/>
+                <w:numId w:val="23"/>
+              </w:numPr>
+            </w:pPr>
+            <w:r>
+              <w:t>spreadsheet problems</w:t>
+            </w:r>
+          </w:p>
+          <w:p>
+            <w:pPr>
+              <w:pStyle w:val="NormalWeb"/>
+              <w:numPr>
+                <w:ilvl w:val="1"/>
+                <w:numId w:val="23"/>
+              </w:numPr>
+            </w:pPr>
+            <w:r>
+              <w:t>terminal automation tasks</w:t>
+            </w:r>
+          </w:p>
+          <w:p>
+            <w:pPr>
+              <w:pStyle w:val="NormalWeb"/>
+            </w:pPr>
+            <w:r>
+              <w:rPr>
+                <w:rFonts w:ascii="Segoe UI Emoji" w:hAnsi="Segoe UI Emoji" w:cs="Segoe UI Emoji"/>
+              </w:rPr>
+              <w:t>👉</w:t>
+            </w:r>
+            <w:r>
+              <w:t xml:space="preserve"> This is the </w:t>
+            </w:r>
+            <w:r>
+              <w:rPr>
+                <w:rStyle w:val="Strong"/>
+              </w:rPr>
+              <w:t>objective function</w:t>
+            </w:r>
+            <w:r>
+              <w:t>.</w:t>
+            </w:r>
+          </w:p>
+          <w:p>
+            <w:r>
+              <w:pict w14:anchorId="5735E68B">
+                <v:rect id="_x0000_i1564" style="width:0;height:1.5pt" o:hralign="center" o:hrstd="t" o:hr="t" fillcolor="#a0a0a0" stroked="f"/>
+              </w:pict>
+            </w:r>
+          </w:p>
+          <w:p>
+            <w:pPr>
+              <w:pStyle w:val="Heading1"/>
+            </w:pPr>
+            <w:r>
+              <w:rPr>
+                <w:rFonts w:ascii="Segoe UI Emoji" w:hAnsi="Segoe UI Emoji" w:cs="Segoe UI Emoji"/>
+              </w:rPr>
+              <w:t>🔁</w:t>
+            </w:r>
+            <w:r>
+              <w:t xml:space="preserve"> Self-Improvement Loop</w:t>
+            </w:r>
+          </w:p>
+          <w:p>
+            <w:pPr>
+              <w:pStyle w:val="NormalWeb"/>
+            </w:pPr>
+            <w:r>
+              <w:t>The system runs like this:</w:t>
+            </w:r>
+          </w:p>
+          <w:p>
+            <w:pPr>
+              <w:pStyle w:val="NormalWeb"/>
+              <w:numPr>
+                <w:ilvl w:val="0"/>
+                <w:numId w:val="24"/>
+              </w:numPr>
+            </w:pPr>
+            <w:r>
+              <w:t xml:space="preserve">Read goal from </w:t>
+            </w:r>
+            <w:r>
+              <w:rPr>
+                <w:rStyle w:val="HTMLCode"/>
+                <w:rFonts w:eastAsiaTheme="majorEastAsia"/>
+              </w:rPr>
+              <w:t>program.md</w:t>
+            </w:r>
+          </w:p>
+          <w:p>
+            <w:pPr>
+              <w:pStyle w:val="NormalWeb"/>
+              <w:numPr>
+                <w:ilvl w:val="0"/>
+                <w:numId w:val="24"/>
+              </w:numPr>
+            </w:pPr>
+            <w:r>
+              <w:t>Run agent on tasks</w:t>
+            </w:r>
+          </w:p>
+          <w:p>
+            <w:pPr>
+              <w:pStyle w:val="NormalWeb"/>
+              <w:numPr>
+                <w:ilvl w:val="0"/>
+                <w:numId w:val="24"/>
+              </w:numPr>
+            </w:pPr>
+            <w:r>
+              <w:t>Measure score</w:t>
+            </w:r>
+          </w:p>
+          <w:p>
+            <w:pPr>
+              <w:pStyle w:val="NormalWeb"/>
+              <w:numPr>
+                <w:ilvl w:val="0"/>
+                <w:numId w:val="24"/>
+              </w:numPr>
+            </w:pPr>
+            <w:proofErr w:type="spellStart"/>
+            <w:r>
+              <w:t>Analyze</w:t>
+            </w:r>
+            <w:proofErr w:type="spellEnd"/>
+            <w:r>
+              <w:t xml:space="preserve"> failures</w:t>
+            </w:r>
+          </w:p>
+          <w:p>
+            <w:pPr>
+              <w:pStyle w:val="NormalWeb"/>
+              <w:numPr>
+                <w:ilvl w:val="0"/>
+                <w:numId w:val="24"/>
+              </w:numPr>
+            </w:pPr>
+            <w:r>
+              <w:t>Modify agent (code + prompts)</w:t>
+            </w:r>
+          </w:p>
+          <w:p>
+            <w:pPr>
+              <w:pStyle w:val="NormalWeb"/>
+              <w:numPr>
+                <w:ilvl w:val="0"/>
+                <w:numId w:val="24"/>
+              </w:numPr>
+            </w:pPr>
+            <w:r>
+              <w:t>Keep improvements, discard regressions</w:t>
+            </w:r>
+          </w:p>
+          <w:p>
+            <w:pPr>
+              <w:pStyle w:val="NormalWeb"/>
+              <w:numPr>
+                <w:ilvl w:val="0"/>
+                <w:numId w:val="24"/>
+              </w:numPr>
+            </w:pPr>
+            <w:r>
+              <w:t>Repeat (overnight)</w:t>
+            </w:r>
+          </w:p>
+          <w:p>
+            <w:pPr>
+              <w:pStyle w:val="NormalWeb"/>
+            </w:pPr>
+            <w:r>
+              <w:rPr>
+                <w:rFonts w:ascii="Segoe UI Emoji" w:hAnsi="Segoe UI Emoji" w:cs="Segoe UI Emoji"/>
+              </w:rPr>
+              <w:t>👉</w:t>
+            </w:r>
+            <w:r>
+              <w:t xml:space="preserve"> This is literally a </w:t>
+            </w:r>
+            <w:r>
+              <w:rPr>
+                <w:rStyle w:val="Strong"/>
+              </w:rPr>
+              <w:t>hill-climbing optimization loop</w:t>
+            </w:r>
+            <w:r>
+              <w:t xml:space="preserve"> (</w:t>
+            </w:r>
+            <w:proofErr w:type="spellStart"/>
+            <w:r>
+              <w:fldChar w:fldCharType="begin"/>
+            </w:r>
+            <w:r>
+              <w:instrText xml:space="preserve"> HYPERLINK "https://noqta.tn/en/news/autoagent-open-source-self-optimizing-ai-agents-2026?utm_source=chatgpt.com" \o "AutoAgent: The Open-Source Library That Lets AI Agents ..." </w:instrText>
+            </w:r>
+            <w:r>
+              <w:fldChar w:fldCharType="separate"/>
+            </w:r>
+            <w:r>
+              <w:rPr>
+                <w:rStyle w:val="Hyperlink"/>
+              </w:rPr>
+              <w:t>Noqta</w:t>
+            </w:r>
+            <w:proofErr w:type="spellEnd"/>
+            <w:r>
+              <w:rPr>
+                <w:rStyle w:val="Hyperlink"/>
+              </w:rPr>
+              <w:t xml:space="preserve"> </w:t>
+            </w:r>
+            <w:proofErr w:type="spellStart"/>
+            <w:r>
+              <w:rPr>
+                <w:rStyle w:val="Hyperlink"/>
+              </w:rPr>
+              <w:t>نقطه</w:t>
+            </w:r>
+            <w:proofErr w:type="spellEnd"/>
+            <w:r>
+              <w:fldChar w:fldCharType="end"/>
+            </w:r>
+            <w:r>
+              <w:t>)</w:t>
+            </w:r>
+          </w:p>
+          <w:p>
+            <w:r>
+              <w:pict w14:anchorId="49DA3E5C">
+                <v:rect id="_x0000_i1565" style="width:0;height:1.5pt" o:hralign="center" o:hrstd="t" o:hr="t" fillcolor="#a0a0a0" stroked="f"/>
+              </w:pict>
+            </w:r>
+          </w:p>
+          <w:p>
+            <w:pPr>
+              <w:pStyle w:val="Heading1"/>
+            </w:pPr>
+            <w:r>
+              <w:rPr>
+                <w:rFonts w:ascii="Segoe UI Emoji" w:hAnsi="Segoe UI Emoji" w:cs="Segoe UI Emoji"/>
+              </w:rPr>
+              <w:t>🚀</w:t>
+            </w:r>
+            <w:r>
+              <w:t xml:space="preserve"> Why This Is a Big Deal</w:t>
+            </w:r>
+          </w:p>
+          <w:p>
+            <w:pPr>
+              <w:pStyle w:val="NormalWeb"/>
+            </w:pPr>
+            <w:r>
+              <w:t>Traditional workflow:</w:t>
+            </w:r>
+          </w:p>
+          <w:p>
+            <w:pPr>
+              <w:pStyle w:val="HTMLPreformatted"/>
+              <w:rPr>
+                <w:rStyle w:val="HTMLCode"/>
+                <w:rFonts w:eastAsiaTheme="majorEastAsia"/>
+              </w:rPr>
+            </w:pPr>
+            <w:r>
+              <w:rPr>
+                <w:rStyle w:val="HTMLCode"/>
+                <w:rFonts w:eastAsiaTheme="majorEastAsia"/>
+              </w:rPr>
+              <w:t>Engineer → writes prompts/tools → tests → fixes → repeat</w:t>
+            </w:r>
+          </w:p>
+          <w:p>
+            <w:pPr>
+              <w:pStyle w:val="NormalWeb"/>
+            </w:pPr>
+            <w:proofErr w:type="spellStart"/>
+            <w:r>
+              <w:t>AutoAgent</w:t>
+            </w:r>
+            <w:proofErr w:type="spellEnd"/>
+            <w:r>
+              <w:t xml:space="preserve"> workflow:</w:t>
+            </w:r>
+          </w:p>
+          <w:p>
+            <w:pPr>
+              <w:pStyle w:val="HTMLPreformatted"/>
+              <w:rPr>
+                <w:rStyle w:val="HTMLCode"/>
+                <w:rFonts w:eastAsiaTheme="majorEastAsia"/>
+              </w:rPr>
+            </w:pPr>
+            <w:r>
+              <w:rPr>
+                <w:rStyle w:val="HTMLCode"/>
+                <w:rFonts w:eastAsiaTheme="majorEastAsia"/>
+              </w:rPr>
+              <w:t>Engineer → defines goal + eval → AI does the rest</w:t>
+            </w:r>
+          </w:p>
+          <w:p>
+            <w:pPr>
+              <w:pStyle w:val="NormalWeb"/>
+            </w:pPr>
+            <w:r>
+              <w:rPr>
+                <w:rFonts w:ascii="Segoe UI Emoji" w:hAnsi="Segoe UI Emoji" w:cs="Segoe UI Emoji"/>
+              </w:rPr>
+              <w:t>👉</w:t>
+            </w:r>
+            <w:r>
+              <w:t xml:space="preserve"> Shift:</w:t>
+            </w:r>
+          </w:p>
+          <w:p>
+            <w:pPr>
+              <w:pStyle w:val="NormalWeb"/>
+              <w:numPr>
+                <w:ilvl w:val="0"/>
+                <w:numId w:val="25"/>
+              </w:numPr>
+            </w:pPr>
+            <w:r>
+              <w:t xml:space="preserve">From </w:t>
+            </w:r>
+            <w:r>
+              <w:rPr>
+                <w:rStyle w:val="Strong"/>
+              </w:rPr>
+              <w:t>prompt engineering</w:t>
+            </w:r>
+          </w:p>
+          <w:p>
+            <w:pPr>
+              <w:pStyle w:val="NormalWeb"/>
+              <w:numPr>
+                <w:ilvl w:val="0"/>
+                <w:numId w:val="25"/>
+              </w:numPr>
+            </w:pPr>
+            <w:r>
+              <w:t xml:space="preserve">To </w:t>
+            </w:r>
+            <w:r>
+              <w:rPr>
+                <w:rStyle w:val="Strong"/>
+              </w:rPr>
+              <w:t>evaluation engineering</w:t>
+            </w:r>
+          </w:p>
+          <w:p>
+            <w:r>
+              <w:pict w14:anchorId="54971D6C">
+                <v:rect id="_x0000_i1566" style="width:0;height:1.5pt" o:hralign="center" o:hrstd="t" o:hr="t" fillcolor="#a0a0a0" stroked="f"/>
+              </w:pict>
+            </w:r>
+          </w:p>
+          <w:p>
+            <w:pPr>
+              <w:pStyle w:val="Heading1"/>
+            </w:pPr>
+            <w:r>
+              <w:rPr>
+                <w:rFonts w:ascii="Segoe UI Emoji" w:hAnsi="Segoe UI Emoji" w:cs="Segoe UI Emoji"/>
+              </w:rPr>
+              <w:t>📊</w:t>
+            </w:r>
+            <w:r>
+              <w:t xml:space="preserve"> Claimed Results (Important Context)</w:t>
+            </w:r>
+          </w:p>
+          <w:p>
+            <w:pPr>
+              <w:pStyle w:val="NormalWeb"/>
+              <w:numPr>
+                <w:ilvl w:val="0"/>
+                <w:numId w:val="26"/>
+              </w:numPr>
+            </w:pPr>
+            <w:r>
+              <w:t xml:space="preserve">~96.5% on </w:t>
+            </w:r>
+            <w:proofErr w:type="spellStart"/>
+            <w:r>
+              <w:t>SpreadsheetBench</w:t>
+            </w:r>
+            <w:proofErr w:type="spellEnd"/>
+          </w:p>
+          <w:p>
+            <w:pPr>
+              <w:pStyle w:val="NormalWeb"/>
+              <w:numPr>
+                <w:ilvl w:val="0"/>
+                <w:numId w:val="26"/>
+              </w:numPr>
+            </w:pPr>
+            <w:r>
+              <w:t xml:space="preserve">~55.1% on </w:t>
+            </w:r>
+            <w:proofErr w:type="spellStart"/>
+            <w:r>
+              <w:t>TerminalBench</w:t>
+            </w:r>
+            <w:proofErr w:type="spellEnd"/>
+          </w:p>
+          <w:p>
+            <w:pPr>
+              <w:pStyle w:val="NormalWeb"/>
+              <w:numPr>
+                <w:ilvl w:val="0"/>
+                <w:numId w:val="26"/>
+              </w:numPr>
+            </w:pPr>
+            <w:r>
+              <w:t>Outperformed human-designed agents (claimed) (</w:t>
+            </w:r>
+            <w:proofErr w:type="spellStart"/>
+            <w:r>
+              <w:fldChar w:fldCharType="begin"/>
+            </w:r>
+            <w:r>
+              <w:instrText xml:space="preserve"> HYPERLINK "https://noqta.tn/en/news/autoagent-open-source-self-optimizing-ai-agents-2026?utm_source=chatgpt.com" \o "AutoAgent: The Open-Source Library That Lets AI Agents ..." </w:instrText>
+            </w:r>
+            <w:r>
+              <w:fldChar w:fldCharType="separate"/>
+            </w:r>
+            <w:r>
+              <w:rPr>
+                <w:rStyle w:val="Hyperlink"/>
+              </w:rPr>
+              <w:t>Noqta</w:t>
+            </w:r>
+            <w:proofErr w:type="spellEnd"/>
+            <w:r>
+              <w:rPr>
+                <w:rStyle w:val="Hyperlink"/>
+              </w:rPr>
+              <w:t xml:space="preserve"> </w:t>
+            </w:r>
+            <w:proofErr w:type="spellStart"/>
+            <w:r>
+              <w:rPr>
+                <w:rStyle w:val="Hyperlink"/>
+              </w:rPr>
+              <w:t>نقطه</w:t>
+            </w:r>
+            <w:proofErr w:type="spellEnd"/>
+            <w:r>
+              <w:fldChar w:fldCharType="end"/>
+            </w:r>
+            <w:r>
+              <w:t>)</w:t>
+            </w:r>
+          </w:p>
+          <w:p>
+            <w:pPr>
+              <w:pStyle w:val="NormalWeb"/>
+            </w:pPr>
+            <w:r>
+              <w:rPr>
+                <w:rFonts w:ascii="Segoe UI Emoji" w:hAnsi="Segoe UI Emoji" w:cs="Segoe UI Emoji"/>
+              </w:rPr>
+              <w:t>⚠️</w:t>
+            </w:r>
+            <w:r>
+              <w:t xml:space="preserve"> Caveat:</w:t>
+            </w:r>
+          </w:p>
+          <w:p>
+            <w:pPr>
+              <w:pStyle w:val="NormalWeb"/>
+              <w:numPr>
+                <w:ilvl w:val="0"/>
+                <w:numId w:val="27"/>
+              </w:numPr>
+            </w:pPr>
+            <w:r>
+              <w:t>Some scores are not yet independently verified</w:t>
+            </w:r>
+          </w:p>
+          <w:p>
+            <w:r>
+              <w:pict w14:anchorId="44509572">
+                <v:rect id="_x0000_i1567" style="width:0;height:1.5pt" o:hralign="center" o:hrstd="t" o:hr="t" fillcolor="#a0a0a0" stroked="f"/>
+              </w:pict>
+            </w:r>
+          </w:p>
+          <w:p>
+            <w:pPr>
+              <w:pStyle w:val="Heading1"/>
+            </w:pPr>
+            <w:r>
+              <w:t>🧩 Architecture (Mental Model)</w:t>
+            </w:r>
+          </w:p>
+          <w:p>
+            <w:pPr>
+              <w:pStyle w:val="HTMLPreformatted"/>
+              <w:rPr>
+                <w:rStyle w:val="HTMLCode"/>
+                <w:rFonts w:eastAsiaTheme="majorEastAsia"/>
+              </w:rPr>
+            </w:pPr>
+            <w:r>
+              <w:rPr>
+                <w:rStyle w:val="HTMLCode"/>
+                <w:rFonts w:eastAsiaTheme="majorEastAsia"/>
+              </w:rPr>
+              <w:t xml:space="preserve">            ┌──────────────┐</w:t>
+            </w:r>
+          </w:p>
+          <w:p>
+            <w:pPr>
+              <w:pStyle w:val="HTMLPreformatted"/>
+              <w:rPr>
+                <w:rStyle w:val="HTMLCode"/>
+                <w:rFonts w:eastAsiaTheme="majorEastAsia"/>
+              </w:rPr>
+            </w:pPr>
+            <w:r>
+              <w:rPr>
+                <w:rStyle w:val="HTMLCode"/>
+                <w:rFonts w:eastAsiaTheme="majorEastAsia"/>
+              </w:rPr>
+              <w:t xml:space="preserve">            │ program.md   </w:t>
+            </w:r>
+            <w:proofErr w:type="gramStart"/>
+            <w:r>
+              <w:rPr>
+                <w:rStyle w:val="HTMLCode"/>
+                <w:rFonts w:eastAsiaTheme="majorEastAsia"/>
+              </w:rPr>
+              <w:t>│  ←</w:t>
+            </w:r>
+            <w:proofErr w:type="gramEnd"/>
+            <w:r>
+              <w:rPr>
+                <w:rStyle w:val="HTMLCode"/>
+                <w:rFonts w:eastAsiaTheme="majorEastAsia"/>
+              </w:rPr>
+              <w:t xml:space="preserve"> goal (human)</w:t>
+            </w:r>
+          </w:p>
+          <w:p>
+            <w:pPr>
+              <w:pStyle w:val="HTMLPreformatted"/>
+              <w:rPr>
+                <w:rStyle w:val="HTMLCode"/>
+                <w:rFonts w:eastAsiaTheme="majorEastAsia"/>
+              </w:rPr>
+            </w:pPr>
+            <w:r>
+              <w:rPr>
+                <w:rStyle w:val="HTMLCode"/>
+                <w:rFonts w:eastAsiaTheme="majorEastAsia"/>
+              </w:rPr>
+              <w:t xml:space="preserve">            └──────┬───────┘</w:t>
+            </w:r>
+          </w:p>
+          <w:p>
+            <w:pPr>
+              <w:pStyle w:val="HTMLPreformatted"/>
+              <w:rPr>
+                <w:rStyle w:val="HTMLCode"/>
+                <w:rFonts w:eastAsiaTheme="majorEastAsia"/>
+              </w:rPr>
+            </w:pPr>
+            <w:r>
+              <w:rPr>
+                <w:rStyle w:val="HTMLCode"/>
+                <w:rFonts w:eastAsiaTheme="majorEastAsia"/>
+              </w:rPr>
+              <w:t xml:space="preserve">                   ↓</w:t>
+            </w:r>
+          </w:p>
+          <w:p>
+            <w:pPr>
+              <w:pStyle w:val="HTMLPreformatted"/>
+              <w:rPr>
+                <w:rStyle w:val="HTMLCode"/>
+                <w:rFonts w:eastAsiaTheme="majorEastAsia"/>
+              </w:rPr>
+            </w:pPr>
+            <w:r>
+              <w:rPr>
+                <w:rStyle w:val="HTMLCode"/>
+                <w:rFonts w:eastAsiaTheme="majorEastAsia"/>
+              </w:rPr>
+              <w:t xml:space="preserve">            ┌──────────────┐</w:t>
+            </w:r>
+          </w:p>
+          <w:p>
+            <w:pPr>
+              <w:pStyle w:val="HTMLPreformatted"/>
+              <w:rPr>
+                <w:rStyle w:val="HTMLCode"/>
+                <w:rFonts w:eastAsiaTheme="majorEastAsia"/>
+              </w:rPr>
+            </w:pPr>
+            <w:r>
+              <w:rPr>
+                <w:rStyle w:val="HTMLCode"/>
+                <w:rFonts w:eastAsiaTheme="majorEastAsia"/>
+              </w:rPr>
+              <w:t xml:space="preserve">            │ Meta-Agent   </w:t>
+            </w:r>
+            <w:proofErr w:type="gramStart"/>
+            <w:r>
+              <w:rPr>
+                <w:rStyle w:val="HTMLCode"/>
+                <w:rFonts w:eastAsiaTheme="majorEastAsia"/>
+              </w:rPr>
+              <w:t>│  ←</w:t>
+            </w:r>
+            <w:proofErr w:type="gramEnd"/>
+            <w:r>
+              <w:rPr>
+                <w:rStyle w:val="HTMLCode"/>
+                <w:rFonts w:eastAsiaTheme="majorEastAsia"/>
+              </w:rPr>
+              <w:t xml:space="preserve"> optimizer</w:t>
+            </w:r>
+          </w:p>
+          <w:p>
+            <w:pPr>
+              <w:pStyle w:val="HTMLPreformatted"/>
+              <w:rPr>
+                <w:rStyle w:val="HTMLCode"/>
+                <w:rFonts w:eastAsiaTheme="majorEastAsia"/>
+              </w:rPr>
+            </w:pPr>
+            <w:r>
+              <w:rPr>
+                <w:rStyle w:val="HTMLCode"/>
+                <w:rFonts w:eastAsiaTheme="majorEastAsia"/>
+              </w:rPr>
+              <w:t xml:space="preserve">            └──────┬───────┘</w:t>
+            </w:r>
+          </w:p>
+          <w:p>
+            <w:pPr>
+              <w:pStyle w:val="HTMLPreformatted"/>
+              <w:rPr>
+                <w:rStyle w:val="HTMLCode"/>
+                <w:rFonts w:eastAsiaTheme="majorEastAsia"/>
+              </w:rPr>
+            </w:pPr>
+            <w:r>
+              <w:rPr>
+                <w:rStyle w:val="HTMLCode"/>
+                <w:rFonts w:eastAsiaTheme="majorEastAsia"/>
+              </w:rPr>
+              <w:t xml:space="preserve">                   ↓ modifies</w:t>
+            </w:r>
+          </w:p>
+          <w:p>
+            <w:pPr>
+              <w:pStyle w:val="HTMLPreformatted"/>
+              <w:rPr>
+                <w:rStyle w:val="HTMLCode"/>
+                <w:rFonts w:eastAsiaTheme="majorEastAsia"/>
+              </w:rPr>
+            </w:pPr>
+            <w:r>
+              <w:rPr>
+                <w:rStyle w:val="HTMLCode"/>
+                <w:rFonts w:eastAsiaTheme="majorEastAsia"/>
+              </w:rPr>
+              <w:t xml:space="preserve">            ┌──────────────┐</w:t>
+            </w:r>
+          </w:p>
+          <w:p>
+            <w:pPr>
+              <w:pStyle w:val="HTMLPreformatted"/>
+              <w:rPr>
+                <w:rStyle w:val="HTMLCode"/>
+                <w:rFonts w:eastAsiaTheme="majorEastAsia"/>
+              </w:rPr>
+            </w:pPr>
+            <w:r>
+              <w:rPr>
+                <w:rStyle w:val="HTMLCode"/>
+                <w:rFonts w:eastAsiaTheme="majorEastAsia"/>
+              </w:rPr>
+              <w:t xml:space="preserve">            │ agent.py     </w:t>
+            </w:r>
+            <w:proofErr w:type="gramStart"/>
+            <w:r>
+              <w:rPr>
+                <w:rStyle w:val="HTMLCode"/>
+                <w:rFonts w:eastAsiaTheme="majorEastAsia"/>
+              </w:rPr>
+              <w:t>│  ←</w:t>
+            </w:r>
+            <w:proofErr w:type="gramEnd"/>
+            <w:r>
+              <w:rPr>
+                <w:rStyle w:val="HTMLCode"/>
+                <w:rFonts w:eastAsiaTheme="majorEastAsia"/>
+              </w:rPr>
+              <w:t xml:space="preserve"> actual agent</w:t>
+            </w:r>
+          </w:p>
+          <w:p>
+            <w:pPr>
+              <w:pStyle w:val="HTMLPreformatted"/>
+              <w:rPr>
+                <w:rStyle w:val="HTMLCode"/>
+                <w:rFonts w:eastAsiaTheme="majorEastAsia"/>
+              </w:rPr>
+            </w:pPr>
+            <w:r>
+              <w:rPr>
+                <w:rStyle w:val="HTMLCode"/>
+                <w:rFonts w:eastAsiaTheme="majorEastAsia"/>
+              </w:rPr>
+              <w:t xml:space="preserve">            └──────┬───────┘</w:t>
+            </w:r>
+          </w:p>
+          <w:p>
+            <w:pPr>
+              <w:pStyle w:val="HTMLPreformatted"/>
+              <w:rPr>
+                <w:rStyle w:val="HTMLCode"/>
+                <w:rFonts w:eastAsiaTheme="majorEastAsia"/>
+              </w:rPr>
+            </w:pPr>
+            <w:r>
+              <w:rPr>
+                <w:rStyle w:val="HTMLCode"/>
+                <w:rFonts w:eastAsiaTheme="majorEastAsia"/>
+              </w:rPr>
+              <w:t xml:space="preserve">                   ↓ runs on</w:t>
+            </w:r>
+          </w:p>
+          <w:p>
+            <w:pPr>
+              <w:pStyle w:val="HTMLPreformatted"/>
+              <w:rPr>
+                <w:rStyle w:val="HTMLCode"/>
+                <w:rFonts w:eastAsiaTheme="majorEastAsia"/>
+              </w:rPr>
+            </w:pPr>
+            <w:r>
+              <w:rPr>
+                <w:rStyle w:val="HTMLCode"/>
+                <w:rFonts w:eastAsiaTheme="majorEastAsia"/>
+              </w:rPr>
+              <w:t xml:space="preserve">            ┌──────────────┐</w:t>
+            </w:r>
+          </w:p>
+          <w:p>
+            <w:pPr>
+              <w:pStyle w:val="HTMLPreformatted"/>
+              <w:rPr>
+                <w:rStyle w:val="HTMLCode"/>
+                <w:rFonts w:eastAsiaTheme="majorEastAsia"/>
+              </w:rPr>
+            </w:pPr>
+            <w:r>
+              <w:rPr>
+                <w:rStyle w:val="HTMLCode"/>
+                <w:rFonts w:eastAsiaTheme="majorEastAsia"/>
+              </w:rPr>
+              <w:t xml:space="preserve">            │ tasks/       </w:t>
+            </w:r>
+            <w:proofErr w:type="gramStart"/>
+            <w:r>
+              <w:rPr>
+                <w:rStyle w:val="HTMLCode"/>
+                <w:rFonts w:eastAsiaTheme="majorEastAsia"/>
+              </w:rPr>
+              <w:t>│  ←</w:t>
+            </w:r>
+            <w:proofErr w:type="gramEnd"/>
+            <w:r>
+              <w:rPr>
+                <w:rStyle w:val="HTMLCode"/>
+                <w:rFonts w:eastAsiaTheme="majorEastAsia"/>
+              </w:rPr>
+              <w:t xml:space="preserve"> evaluation</w:t>
+            </w:r>
+          </w:p>
+          <w:p>
+            <w:pPr>
+              <w:pStyle w:val="HTMLPreformatted"/>
+              <w:rPr>
+                <w:rStyle w:val="HTMLCode"/>
+                <w:rFonts w:eastAsiaTheme="majorEastAsia"/>
+              </w:rPr>
+            </w:pPr>
+            <w:r>
+              <w:rPr>
+                <w:rStyle w:val="HTMLCode"/>
+                <w:rFonts w:eastAsiaTheme="majorEastAsia"/>
+              </w:rPr>
+              <w:t xml:space="preserve">            └──────────────┘</w:t>
+            </w:r>
+          </w:p>
+          <w:p>
+            <w:r>
+              <w:pict w14:anchorId="62820EC1">
+                <v:rect id="_x0000_i1568" style="width:0;height:1.5pt" o:hralign="center" o:hrstd="t" o:hr="t" fillcolor="#a0a0a0" stroked="f"/>
+              </w:pict>
+            </w:r>
+          </w:p>
+          <w:p>
+            <w:pPr>
+              <w:pStyle w:val="Heading1"/>
+            </w:pPr>
+            <w:r>
+              <w:t>🧪 When You Should Use This</w:t>
+            </w:r>
+          </w:p>
+          <w:p>
+            <w:pPr>
+              <w:pStyle w:val="NormalWeb"/>
+            </w:pPr>
+            <w:r>
+              <w:t xml:space="preserve">This is </w:t>
+            </w:r>
+            <w:r>
+              <w:rPr>
+                <w:rStyle w:val="Strong"/>
+              </w:rPr>
+              <w:t>not for general apps yet</w:t>
+            </w:r>
+            <w:r>
+              <w:t>.</w:t>
+            </w:r>
+          </w:p>
+          <w:p>
+            <w:pPr>
+              <w:pStyle w:val="NormalWeb"/>
+            </w:pPr>
+            <w:r>
+              <w:t>Best suited when:</w:t>
+            </w:r>
+          </w:p>
+          <w:p>
+            <w:pPr>
+              <w:pStyle w:val="NormalWeb"/>
+              <w:numPr>
+                <w:ilvl w:val="0"/>
+                <w:numId w:val="28"/>
+              </w:numPr>
+            </w:pPr>
+            <w:r>
+              <w:t xml:space="preserve">You have </w:t>
+            </w:r>
+            <w:r>
+              <w:rPr>
+                <w:rStyle w:val="Strong"/>
+              </w:rPr>
+              <w:t>clear evaluation metrics</w:t>
+            </w:r>
+          </w:p>
+          <w:p>
+            <w:pPr>
+              <w:pStyle w:val="NormalWeb"/>
+              <w:numPr>
+                <w:ilvl w:val="0"/>
+                <w:numId w:val="28"/>
+              </w:numPr>
+            </w:pPr>
+            <w:r>
+              <w:t>Tasks are:</w:t>
+            </w:r>
+          </w:p>
+          <w:p>
+            <w:pPr>
+              <w:pStyle w:val="NormalWeb"/>
+              <w:numPr>
+                <w:ilvl w:val="1"/>
+                <w:numId w:val="28"/>
+              </w:numPr>
+            </w:pPr>
+            <w:r>
+              <w:t>deterministic</w:t>
+            </w:r>
+          </w:p>
+          <w:p>
+            <w:pPr>
+              <w:pStyle w:val="NormalWeb"/>
+              <w:numPr>
+                <w:ilvl w:val="1"/>
+                <w:numId w:val="28"/>
+              </w:numPr>
+            </w:pPr>
+            <w:r>
+              <w:t>measurable</w:t>
+            </w:r>
+          </w:p>
+          <w:p>
+            <w:pPr>
+              <w:pStyle w:val="NormalWeb"/>
+              <w:numPr>
+                <w:ilvl w:val="1"/>
+                <w:numId w:val="28"/>
+              </w:numPr>
+            </w:pPr>
+            <w:r>
+              <w:t>repeatable</w:t>
+            </w:r>
+          </w:p>
+          <w:p>
+            <w:pPr>
+              <w:pStyle w:val="Heading3"/>
+            </w:pPr>
+            <w:r>
+              <w:t>Good use cases</w:t>
+            </w:r>
+          </w:p>
+          <w:p>
+            <w:pPr>
+              <w:pStyle w:val="NormalWeb"/>
+              <w:numPr>
+                <w:ilvl w:val="0"/>
+                <w:numId w:val="29"/>
+              </w:numPr>
+            </w:pPr>
+            <w:r>
+              <w:t>Code generation agents</w:t>
+            </w:r>
+          </w:p>
+          <w:p>
+            <w:pPr>
+              <w:pStyle w:val="NormalWeb"/>
+              <w:numPr>
+                <w:ilvl w:val="0"/>
+                <w:numId w:val="29"/>
+              </w:numPr>
+            </w:pPr>
+            <w:r>
+              <w:t>Spreadsheet / data agents</w:t>
+            </w:r>
+          </w:p>
+          <w:p>
+            <w:pPr>
+              <w:pStyle w:val="NormalWeb"/>
+              <w:numPr>
+                <w:ilvl w:val="0"/>
+                <w:numId w:val="29"/>
+              </w:numPr>
+            </w:pPr>
+            <w:r>
+              <w:t>Terminal automation</w:t>
+            </w:r>
+          </w:p>
+          <w:p>
+            <w:pPr>
+              <w:pStyle w:val="NormalWeb"/>
+              <w:numPr>
+                <w:ilvl w:val="0"/>
+                <w:numId w:val="29"/>
+              </w:numPr>
+            </w:pPr>
+            <w:r>
+              <w:t>Internal developer tools</w:t>
+            </w:r>
+          </w:p>
+          <w:p>
+            <w:pPr>
+              <w:pStyle w:val="Heading3"/>
+            </w:pPr>
+            <w:r>
+              <w:t>Bad use cases</w:t>
+            </w:r>
+          </w:p>
+          <w:p>
+            <w:pPr>
+              <w:pStyle w:val="NormalWeb"/>
+              <w:numPr>
+                <w:ilvl w:val="0"/>
+                <w:numId w:val="30"/>
+              </w:numPr>
+            </w:pPr>
+            <w:r>
+              <w:t>Chatbots</w:t>
+            </w:r>
+          </w:p>
+          <w:p>
+            <w:pPr>
+              <w:pStyle w:val="NormalWeb"/>
+              <w:numPr>
+                <w:ilvl w:val="0"/>
+                <w:numId w:val="30"/>
+              </w:numPr>
+            </w:pPr>
+            <w:r>
+              <w:t>Open-ended research</w:t>
+            </w:r>
+          </w:p>
+          <w:p>
+            <w:pPr>
+              <w:pStyle w:val="NormalWeb"/>
+              <w:numPr>
+                <w:ilvl w:val="0"/>
+                <w:numId w:val="30"/>
+              </w:numPr>
+            </w:pPr>
+            <w:r>
+              <w:t>UX-heavy applications</w:t>
+            </w:r>
+          </w:p>
+          <w:p>
+            <w:pPr>
+              <w:pStyle w:val="NormalWeb"/>
+            </w:pPr>
+            <w:r>
+              <w:rPr>
+                <w:rFonts w:ascii="Segoe UI Emoji" w:hAnsi="Segoe UI Emoji" w:cs="Segoe UI Emoji"/>
+              </w:rPr>
+              <w:t>👉</w:t>
+            </w:r>
+            <w:r>
+              <w:t xml:space="preserve"> Because no clear scoring function.</w:t>
+            </w:r>
+          </w:p>
+          <w:p>
+            <w:r>
+              <w:pict w14:anchorId="327CE1DF">
+                <v:rect id="_x0000_i1569" style="width:0;height:1.5pt" o:hralign="center" o:hrstd="t" o:hr="t" fillcolor="#a0a0a0" stroked="f"/>
+              </w:pict>
+            </w:r>
+          </w:p>
+          <w:p>
+            <w:pPr>
+              <w:pStyle w:val="Heading1"/>
+            </w:pPr>
+            <w:r>
+              <w:rPr>
+                <w:rFonts w:ascii="Segoe UI Emoji" w:hAnsi="Segoe UI Emoji" w:cs="Segoe UI Emoji"/>
+              </w:rPr>
+              <w:t>🛠</w:t>
+            </w:r>
+            <w:r>
+              <w:t>️ Requirements</w:t>
+            </w:r>
+          </w:p>
+          <w:p>
+            <w:pPr>
+              <w:pStyle w:val="NormalWeb"/>
+              <w:numPr>
+                <w:ilvl w:val="0"/>
+                <w:numId w:val="31"/>
+              </w:numPr>
+            </w:pPr>
+            <w:r>
+              <w:t>Python 3.10+</w:t>
+            </w:r>
+          </w:p>
+          <w:p>
+            <w:pPr>
+              <w:pStyle w:val="NormalWeb"/>
+              <w:numPr>
+                <w:ilvl w:val="0"/>
+                <w:numId w:val="31"/>
+              </w:numPr>
+            </w:pPr>
+            <w:r>
+              <w:t>Docker (important for sandboxing)</w:t>
+            </w:r>
+          </w:p>
+          <w:p>
+            <w:pPr>
+              <w:pStyle w:val="NormalWeb"/>
+              <w:numPr>
+                <w:ilvl w:val="0"/>
+                <w:numId w:val="31"/>
+              </w:numPr>
+            </w:pPr>
+            <w:r>
+              <w:t>LLM APIs (OpenAI, Claude, etc.)</w:t>
+            </w:r>
+          </w:p>
+          <w:p>
+            <w:r>
+              <w:pict w14:anchorId="7BF20718">
+                <v:rect id="_x0000_i1570" style="width:0;height:1.5pt" o:hralign="center" o:hrstd="t" o:hr="t" fillcolor="#a0a0a0" stroked="f"/>
+              </w:pict>
+            </w:r>
+          </w:p>
+          <w:p>
+            <w:pPr>
+              <w:pStyle w:val="Heading1"/>
+            </w:pPr>
+            <w:r>
+              <w:rPr>
+                <w:rFonts w:ascii="Segoe UI Emoji" w:hAnsi="Segoe UI Emoji" w:cs="Segoe UI Emoji"/>
+              </w:rPr>
+              <w:t>⚠️</w:t>
+            </w:r>
+            <w:r>
+              <w:t xml:space="preserve"> Limitations (Very Important)</w:t>
+            </w:r>
+          </w:p>
+          <w:p>
+            <w:pPr>
+              <w:pStyle w:val="NormalWeb"/>
+              <w:numPr>
+                <w:ilvl w:val="0"/>
+                <w:numId w:val="32"/>
+              </w:numPr>
+            </w:pPr>
+            <w:r>
+              <w:t xml:space="preserve">Needs </w:t>
+            </w:r>
+            <w:r>
+              <w:rPr>
+                <w:rStyle w:val="Strong"/>
+              </w:rPr>
+              <w:t>good evaluation datasets</w:t>
+            </w:r>
+          </w:p>
+          <w:p>
+            <w:pPr>
+              <w:pStyle w:val="NormalWeb"/>
+              <w:numPr>
+                <w:ilvl w:val="0"/>
+                <w:numId w:val="32"/>
+              </w:numPr>
+            </w:pPr>
+            <w:r>
+              <w:t>Not production-ready yet</w:t>
+            </w:r>
+          </w:p>
+          <w:p>
+            <w:pPr>
+              <w:pStyle w:val="NormalWeb"/>
+              <w:numPr>
+                <w:ilvl w:val="0"/>
+                <w:numId w:val="32"/>
+              </w:numPr>
+            </w:pPr>
+            <w:r>
+              <w:t>Debugging is harder (AI modifies code)</w:t>
+            </w:r>
+          </w:p>
+          <w:p>
+            <w:pPr>
+              <w:pStyle w:val="NormalWeb"/>
+              <w:numPr>
+                <w:ilvl w:val="0"/>
+                <w:numId w:val="32"/>
+              </w:numPr>
+            </w:pPr>
+            <w:r>
+              <w:t>Cost can increase (many iterations)</w:t>
+            </w:r>
+          </w:p>
+          <w:p>
+            <w:r>
+              <w:pict w14:anchorId="0F0710D1">
+                <v:rect id="_x0000_i1571" style="width:0;height:1.5pt" o:hralign="center" o:hrstd="t" o:hr="t" fillcolor="#a0a0a0" stroked="f"/>
+              </w:pict>
+            </w:r>
+          </w:p>
+          <w:p>
+            <w:pPr>
+              <w:pStyle w:val="Heading1"/>
+            </w:pPr>
+            <w:r>
+              <w:rPr>
+                <w:rFonts w:ascii="Segoe UI Emoji" w:hAnsi="Segoe UI Emoji" w:cs="Segoe UI Emoji"/>
+              </w:rPr>
+              <w:t>🧠</w:t>
+            </w:r>
+            <w:r>
+              <w:t xml:space="preserve"> Strategic Insight (For YOU)</w:t>
+            </w:r>
+          </w:p>
+          <w:p>
+            <w:pPr>
+              <w:pStyle w:val="NormalWeb"/>
+            </w:pPr>
+            <w:r>
+              <w:t xml:space="preserve">Given your background (architecture + AI transition), this is </w:t>
+            </w:r>
+            <w:r>
+              <w:rPr>
+                <w:rStyle w:val="Strong"/>
+              </w:rPr>
+              <w:t>VERY relevant</w:t>
+            </w:r>
+            <w:r>
+              <w:t>.</w:t>
+            </w:r>
+          </w:p>
+          <w:p>
+            <w:pPr>
+              <w:pStyle w:val="NormalWeb"/>
+            </w:pPr>
+            <w:r>
+              <w:t>This represents a shift toward:</w:t>
+            </w:r>
+          </w:p>
+          <w:p>
+            <w:pPr>
+              <w:pStyle w:val="NormalWeb"/>
+            </w:pPr>
+            <w:r>
+              <w:rPr>
+                <w:rFonts w:ascii="Segoe UI Emoji" w:hAnsi="Segoe UI Emoji" w:cs="Segoe UI Emoji"/>
+              </w:rPr>
+              <w:t>👉</w:t>
+            </w:r>
+            <w:r>
+              <w:t xml:space="preserve"> </w:t>
+            </w:r>
+            <w:r>
+              <w:rPr>
+                <w:rStyle w:val="Strong"/>
+              </w:rPr>
+              <w:t>“</w:t>
+            </w:r>
+            <w:proofErr w:type="spellStart"/>
+            <w:r>
+              <w:rPr>
+                <w:rStyle w:val="Strong"/>
+              </w:rPr>
+              <w:t>AgentOps</w:t>
+            </w:r>
+            <w:proofErr w:type="spellEnd"/>
+            <w:r>
+              <w:rPr>
+                <w:rStyle w:val="Strong"/>
+              </w:rPr>
+              <w:t>” / “Auto-Agent Engineering”</w:t>
+            </w:r>
+          </w:p>
+          <w:p>
+            <w:pPr>
+              <w:pStyle w:val="NormalWeb"/>
+            </w:pPr>
+            <w:r>
+              <w:t>Future role evolution:</w:t>
+            </w:r>
+          </w:p>
+          <w:p>
+            <w:pPr>
+              <w:pStyle w:val="NormalWeb"/>
+              <w:numPr>
+                <w:ilvl w:val="0"/>
+                <w:numId w:val="33"/>
+              </w:numPr>
+            </w:pPr>
+            <w:r>
+              <w:t>Today: Prompt engineer</w:t>
+            </w:r>
+          </w:p>
+          <w:p>
+            <w:pPr>
+              <w:pStyle w:val="NormalWeb"/>
+              <w:numPr>
+                <w:ilvl w:val="0"/>
+                <w:numId w:val="33"/>
+              </w:numPr>
+            </w:pPr>
+            <w:r>
+              <w:t xml:space="preserve">Tomorrow: </w:t>
+            </w:r>
+            <w:r>
+              <w:rPr>
+                <w:rStyle w:val="Strong"/>
+              </w:rPr>
+              <w:t>Evaluation + system designer</w:t>
+            </w:r>
+          </w:p>
+          <w:p>
+            <w:r>
+              <w:pict w14:anchorId="1D1CE763">
+                <v:rect id="_x0000_i1572" style="width:0;height:1.5pt" o:hralign="center" o:hrstd="t" o:hr="t" fillcolor="#a0a0a0" stroked="f"/>
+              </w:pict>
+            </w:r>
+          </w:p>
+          <w:p>
+            <w:pPr>
+              <w:pStyle w:val="Heading1"/>
+            </w:pPr>
+            <w:r>
+              <w:rPr>
+                <w:rFonts w:ascii="Segoe UI Emoji" w:hAnsi="Segoe UI Emoji" w:cs="Segoe UI Emoji"/>
+              </w:rPr>
+              <w:t>🔥</w:t>
+            </w:r>
+            <w:r>
+              <w:t xml:space="preserve"> If You Want to Go Deeper</w:t>
+            </w:r>
+          </w:p>
+          <w:p>
+            <w:pPr>
+              <w:pStyle w:val="NormalWeb"/>
+            </w:pPr>
+            <w:r>
+              <w:t>I can help you with:</w:t>
+            </w:r>
+          </w:p>
+          <w:p>
+            <w:pPr>
+              <w:pStyle w:val="NormalWeb"/>
+              <w:numPr>
+                <w:ilvl w:val="0"/>
+                <w:numId w:val="34"/>
+              </w:numPr>
+            </w:pPr>
+            <w:r>
+              <w:t>Setting this up locally step-by-step</w:t>
+            </w:r>
+          </w:p>
+          <w:p>
+            <w:pPr>
+              <w:pStyle w:val="NormalWeb"/>
+              <w:numPr>
+                <w:ilvl w:val="0"/>
+                <w:numId w:val="34"/>
+              </w:numPr>
+            </w:pPr>
+            <w:r>
+              <w:t xml:space="preserve">Designing your own </w:t>
+            </w:r>
+            <w:r>
+              <w:rPr>
+                <w:rStyle w:val="HTMLCode"/>
+                <w:rFonts w:eastAsiaTheme="majorEastAsia"/>
+              </w:rPr>
+              <w:t>tasks/</w:t>
+            </w:r>
+            <w:r>
+              <w:t xml:space="preserve"> dataset</w:t>
+            </w:r>
+          </w:p>
+          <w:p>
+            <w:pPr>
+              <w:pStyle w:val="NormalWeb"/>
+              <w:numPr>
+                <w:ilvl w:val="0"/>
+                <w:numId w:val="34"/>
+              </w:numPr>
+            </w:pPr>
+            <w:r>
+              <w:t>Using this for:</w:t>
+            </w:r>
+          </w:p>
+          <w:p>
+            <w:pPr>
+              <w:pStyle w:val="NormalWeb"/>
+              <w:numPr>
+                <w:ilvl w:val="1"/>
+                <w:numId w:val="34"/>
+              </w:numPr>
+            </w:pPr>
+            <w:r>
+              <w:t>enterprise agents</w:t>
+            </w:r>
+          </w:p>
+          <w:p>
+            <w:pPr>
+              <w:pStyle w:val="NormalWeb"/>
+              <w:numPr>
+                <w:ilvl w:val="1"/>
+                <w:numId w:val="34"/>
+              </w:numPr>
+            </w:pPr>
+            <w:r>
+              <w:t>healthcare AI</w:t>
+            </w:r>
+          </w:p>
+          <w:p>
+            <w:pPr>
+              <w:pStyle w:val="NormalWeb"/>
+              <w:numPr>
+                <w:ilvl w:val="1"/>
+                <w:numId w:val="34"/>
+              </w:numPr>
+            </w:pPr>
+            <w:r>
+              <w:t>fintech automation</w:t>
+            </w:r>
+          </w:p>
+          <w:p>
+            <w:pPr>
+              <w:pStyle w:val="NormalWeb"/>
+            </w:pPr>
+            <w:r>
+              <w:t xml:space="preserve">Just tell me </w:t>
+            </w:r>
+            <w:r>
+              <w:rPr>
+                <w:rFonts w:ascii="Segoe UI Emoji" w:hAnsi="Segoe UI Emoji" w:cs="Segoe UI Emoji"/>
+              </w:rPr>
+              <w:t>👍</w:t>
+            </w:r>
+          </w:p>
+          <w:p/>
+        </w:tc>
+        <w:bookmarkStart w:id="0" w:name="_GoBack"/>
+        <w:bookmarkEnd w:id="0"/>
+      </w:tr>
+    </w:tbl>
+    <w:p/>
+    <w:p/>
+    <w:p/>
     <w:p/>
     <w:sectPr>
       <w:pgSz w:w="11906" w:h="16838"/>
@@ -3195,6 +5201,155 @@
     </w:lvl>
   </w:abstractNum>
   <w:abstractNum w:abstractNumId="1" w15:restartNumberingAfterBreak="0">
+    <w:nsid w:val="04F7384B"/>
+    <w:multiLevelType w:val="multilevel"/>
+    <w:tmpl w:val="AFD8A214"/>
+    <w:lvl w:ilvl="0">
+      <w:start w:val="1"/>
+      <w:numFmt w:val="bullet"/>
+      <w:lvlText w:val=""/>
+      <w:lvlJc w:val="left"/>
+      <w:pPr>
+        <w:tabs>
+          <w:tab w:val="num" w:pos="720"/>
+        </w:tabs>
+        <w:ind w:left="720" w:hanging="360"/>
+      </w:pPr>
+      <w:rPr>
+        <w:rFonts w:ascii="Symbol" w:hAnsi="Symbol" w:hint="default"/>
+        <w:sz w:val="20"/>
+      </w:rPr>
+    </w:lvl>
+    <w:lvl w:ilvl="1" w:tentative="1">
+      <w:start w:val="1"/>
+      <w:numFmt w:val="bullet"/>
+      <w:lvlText w:val="o"/>
+      <w:lvlJc w:val="left"/>
+      <w:pPr>
+        <w:tabs>
+          <w:tab w:val="num" w:pos="1440"/>
+        </w:tabs>
+        <w:ind w:left="1440" w:hanging="360"/>
+      </w:pPr>
+      <w:rPr>
+        <w:rFonts w:ascii="Courier New" w:hAnsi="Courier New" w:hint="default"/>
+        <w:sz w:val="20"/>
+      </w:rPr>
+    </w:lvl>
+    <w:lvl w:ilvl="2" w:tentative="1">
+      <w:start w:val="1"/>
+      <w:numFmt w:val="bullet"/>
+      <w:lvlText w:val=""/>
+      <w:lvlJc w:val="left"/>
+      <w:pPr>
+        <w:tabs>
+          <w:tab w:val="num" w:pos="2160"/>
+        </w:tabs>
+        <w:ind w:left="2160" w:hanging="360"/>
+      </w:pPr>
+      <w:rPr>
+        <w:rFonts w:ascii="Wingdings" w:hAnsi="Wingdings" w:hint="default"/>
+        <w:sz w:val="20"/>
+      </w:rPr>
+    </w:lvl>
+    <w:lvl w:ilvl="3" w:tentative="1">
+      <w:start w:val="1"/>
+      <w:numFmt w:val="bullet"/>
+      <w:lvlText w:val=""/>
+      <w:lvlJc w:val="left"/>
+      <w:pPr>
+        <w:tabs>
+          <w:tab w:val="num" w:pos="2880"/>
+        </w:tabs>
+        <w:ind w:left="2880" w:hanging="360"/>
+      </w:pPr>
+      <w:rPr>
+        <w:rFonts w:ascii="Wingdings" w:hAnsi="Wingdings" w:hint="default"/>
+        <w:sz w:val="20"/>
+      </w:rPr>
+    </w:lvl>
+    <w:lvl w:ilvl="4" w:tentative="1">
+      <w:start w:val="1"/>
+      <w:numFmt w:val="bullet"/>
+      <w:lvlText w:val=""/>
+      <w:lvlJc w:val="left"/>
+      <w:pPr>
+        <w:tabs>
+          <w:tab w:val="num" w:pos="3600"/>
+        </w:tabs>
+        <w:ind w:left="3600" w:hanging="360"/>
+      </w:pPr>
+      <w:rPr>
+        <w:rFonts w:ascii="Wingdings" w:hAnsi="Wingdings" w:hint="default"/>
+        <w:sz w:val="20"/>
+      </w:rPr>
+    </w:lvl>
+    <w:lvl w:ilvl="5" w:tentative="1">
+      <w:start w:val="1"/>
+      <w:numFmt w:val="bullet"/>
+      <w:lvlText w:val=""/>
+      <w:lvlJc w:val="left"/>
+      <w:pPr>
+        <w:tabs>
+          <w:tab w:val="num" w:pos="4320"/>
+        </w:tabs>
+        <w:ind w:left="4320" w:hanging="360"/>
+      </w:pPr>
+      <w:rPr>
+        <w:rFonts w:ascii="Wingdings" w:hAnsi="Wingdings" w:hint="default"/>
+        <w:sz w:val="20"/>
+      </w:rPr>
+    </w:lvl>
+    <w:lvl w:ilvl="6" w:tentative="1">
+      <w:start w:val="1"/>
+      <w:numFmt w:val="bullet"/>
+      <w:lvlText w:val=""/>
+      <w:lvlJc w:val="left"/>
+      <w:pPr>
+        <w:tabs>
+          <w:tab w:val="num" w:pos="5040"/>
+        </w:tabs>
+        <w:ind w:left="5040" w:hanging="360"/>
+      </w:pPr>
+      <w:rPr>
+        <w:rFonts w:ascii="Wingdings" w:hAnsi="Wingdings" w:hint="default"/>
+        <w:sz w:val="20"/>
+      </w:rPr>
+    </w:lvl>
+    <w:lvl w:ilvl="7" w:tentative="1">
+      <w:start w:val="1"/>
+      <w:numFmt w:val="bullet"/>
+      <w:lvlText w:val=""/>
+      <w:lvlJc w:val="left"/>
+      <w:pPr>
+        <w:tabs>
+          <w:tab w:val="num" w:pos="5760"/>
+        </w:tabs>
+        <w:ind w:left="5760" w:hanging="360"/>
+      </w:pPr>
+      <w:rPr>
+        <w:rFonts w:ascii="Wingdings" w:hAnsi="Wingdings" w:hint="default"/>
+        <w:sz w:val="20"/>
+      </w:rPr>
+    </w:lvl>
+    <w:lvl w:ilvl="8" w:tentative="1">
+      <w:start w:val="1"/>
+      <w:numFmt w:val="bullet"/>
+      <w:lvlText w:val=""/>
+      <w:lvlJc w:val="left"/>
+      <w:pPr>
+        <w:tabs>
+          <w:tab w:val="num" w:pos="6480"/>
+        </w:tabs>
+        <w:ind w:left="6480" w:hanging="360"/>
+      </w:pPr>
+      <w:rPr>
+        <w:rFonts w:ascii="Wingdings" w:hAnsi="Wingdings" w:hint="default"/>
+        <w:sz w:val="20"/>
+      </w:rPr>
+    </w:lvl>
+  </w:abstractNum>
+  <w:abstractNum w:abstractNumId="2" w15:restartNumberingAfterBreak="0">
     <w:nsid w:val="0BA26912"/>
     <w:multiLevelType w:val="multilevel"/>
     <w:tmpl w:val="30EE7ECA"/>
@@ -3343,7 +5498,7 @@
       </w:rPr>
     </w:lvl>
   </w:abstractNum>
-  <w:abstractNum w:abstractNumId="2" w15:restartNumberingAfterBreak="0">
+  <w:abstractNum w:abstractNumId="3" w15:restartNumberingAfterBreak="0">
     <w:nsid w:val="0D2B4BB2"/>
     <w:multiLevelType w:val="multilevel"/>
     <w:tmpl w:val="54001D1A"/>
@@ -3456,7 +5611,7 @@
       </w:pPr>
     </w:lvl>
   </w:abstractNum>
-  <w:abstractNum w:abstractNumId="3" w15:restartNumberingAfterBreak="0">
+  <w:abstractNum w:abstractNumId="4" w15:restartNumberingAfterBreak="0">
     <w:nsid w:val="13D4657B"/>
     <w:multiLevelType w:val="multilevel"/>
     <w:tmpl w:val="E9306F20"/>
@@ -3605,7 +5760,305 @@
       </w:rPr>
     </w:lvl>
   </w:abstractNum>
-  <w:abstractNum w:abstractNumId="4" w15:restartNumberingAfterBreak="0">
+  <w:abstractNum w:abstractNumId="5" w15:restartNumberingAfterBreak="0">
+    <w:nsid w:val="15883691"/>
+    <w:multiLevelType w:val="multilevel"/>
+    <w:tmpl w:val="52028C88"/>
+    <w:lvl w:ilvl="0">
+      <w:start w:val="1"/>
+      <w:numFmt w:val="bullet"/>
+      <w:lvlText w:val=""/>
+      <w:lvlJc w:val="left"/>
+      <w:pPr>
+        <w:tabs>
+          <w:tab w:val="num" w:pos="720"/>
+        </w:tabs>
+        <w:ind w:left="720" w:hanging="360"/>
+      </w:pPr>
+      <w:rPr>
+        <w:rFonts w:ascii="Symbol" w:hAnsi="Symbol" w:hint="default"/>
+        <w:sz w:val="20"/>
+      </w:rPr>
+    </w:lvl>
+    <w:lvl w:ilvl="1">
+      <w:start w:val="1"/>
+      <w:numFmt w:val="bullet"/>
+      <w:lvlText w:val="o"/>
+      <w:lvlJc w:val="left"/>
+      <w:pPr>
+        <w:tabs>
+          <w:tab w:val="num" w:pos="1440"/>
+        </w:tabs>
+        <w:ind w:left="1440" w:hanging="360"/>
+      </w:pPr>
+      <w:rPr>
+        <w:rFonts w:ascii="Courier New" w:hAnsi="Courier New" w:hint="default"/>
+        <w:sz w:val="20"/>
+      </w:rPr>
+    </w:lvl>
+    <w:lvl w:ilvl="2" w:tentative="1">
+      <w:start w:val="1"/>
+      <w:numFmt w:val="bullet"/>
+      <w:lvlText w:val=""/>
+      <w:lvlJc w:val="left"/>
+      <w:pPr>
+        <w:tabs>
+          <w:tab w:val="num" w:pos="2160"/>
+        </w:tabs>
+        <w:ind w:left="2160" w:hanging="360"/>
+      </w:pPr>
+      <w:rPr>
+        <w:rFonts w:ascii="Wingdings" w:hAnsi="Wingdings" w:hint="default"/>
+        <w:sz w:val="20"/>
+      </w:rPr>
+    </w:lvl>
+    <w:lvl w:ilvl="3" w:tentative="1">
+      <w:start w:val="1"/>
+      <w:numFmt w:val="bullet"/>
+      <w:lvlText w:val=""/>
+      <w:lvlJc w:val="left"/>
+      <w:pPr>
+        <w:tabs>
+          <w:tab w:val="num" w:pos="2880"/>
+        </w:tabs>
+        <w:ind w:left="2880" w:hanging="360"/>
+      </w:pPr>
+      <w:rPr>
+        <w:rFonts w:ascii="Wingdings" w:hAnsi="Wingdings" w:hint="default"/>
+        <w:sz w:val="20"/>
+      </w:rPr>
+    </w:lvl>
+    <w:lvl w:ilvl="4" w:tentative="1">
+      <w:start w:val="1"/>
+      <w:numFmt w:val="bullet"/>
+      <w:lvlText w:val=""/>
+      <w:lvlJc w:val="left"/>
+      <w:pPr>
+        <w:tabs>
+          <w:tab w:val="num" w:pos="3600"/>
+        </w:tabs>
+        <w:ind w:left="3600" w:hanging="360"/>
+      </w:pPr>
+      <w:rPr>
+        <w:rFonts w:ascii="Wingdings" w:hAnsi="Wingdings" w:hint="default"/>
+        <w:sz w:val="20"/>
+      </w:rPr>
+    </w:lvl>
+    <w:lvl w:ilvl="5" w:tentative="1">
+      <w:start w:val="1"/>
+      <w:numFmt w:val="bullet"/>
+      <w:lvlText w:val=""/>
+      <w:lvlJc w:val="left"/>
+      <w:pPr>
+        <w:tabs>
+          <w:tab w:val="num" w:pos="4320"/>
+        </w:tabs>
+        <w:ind w:left="4320" w:hanging="360"/>
+      </w:pPr>
+      <w:rPr>
+        <w:rFonts w:ascii="Wingdings" w:hAnsi="Wingdings" w:hint="default"/>
+        <w:sz w:val="20"/>
+      </w:rPr>
+    </w:lvl>
+    <w:lvl w:ilvl="6" w:tentative="1">
+      <w:start w:val="1"/>
+      <w:numFmt w:val="bullet"/>
+      <w:lvlText w:val=""/>
+      <w:lvlJc w:val="left"/>
+      <w:pPr>
+        <w:tabs>
+          <w:tab w:val="num" w:pos="5040"/>
+        </w:tabs>
+        <w:ind w:left="5040" w:hanging="360"/>
+      </w:pPr>
+      <w:rPr>
+        <w:rFonts w:ascii="Wingdings" w:hAnsi="Wingdings" w:hint="default"/>
+        <w:sz w:val="20"/>
+      </w:rPr>
+    </w:lvl>
+    <w:lvl w:ilvl="7" w:tentative="1">
+      <w:start w:val="1"/>
+      <w:numFmt w:val="bullet"/>
+      <w:lvlText w:val=""/>
+      <w:lvlJc w:val="left"/>
+      <w:pPr>
+        <w:tabs>
+          <w:tab w:val="num" w:pos="5760"/>
+        </w:tabs>
+        <w:ind w:left="5760" w:hanging="360"/>
+      </w:pPr>
+      <w:rPr>
+        <w:rFonts w:ascii="Wingdings" w:hAnsi="Wingdings" w:hint="default"/>
+        <w:sz w:val="20"/>
+      </w:rPr>
+    </w:lvl>
+    <w:lvl w:ilvl="8" w:tentative="1">
+      <w:start w:val="1"/>
+      <w:numFmt w:val="bullet"/>
+      <w:lvlText w:val=""/>
+      <w:lvlJc w:val="left"/>
+      <w:pPr>
+        <w:tabs>
+          <w:tab w:val="num" w:pos="6480"/>
+        </w:tabs>
+        <w:ind w:left="6480" w:hanging="360"/>
+      </w:pPr>
+      <w:rPr>
+        <w:rFonts w:ascii="Wingdings" w:hAnsi="Wingdings" w:hint="default"/>
+        <w:sz w:val="20"/>
+      </w:rPr>
+    </w:lvl>
+  </w:abstractNum>
+  <w:abstractNum w:abstractNumId="6" w15:restartNumberingAfterBreak="0">
+    <w:nsid w:val="15FD3E5E"/>
+    <w:multiLevelType w:val="multilevel"/>
+    <w:tmpl w:val="ACDCF20E"/>
+    <w:lvl w:ilvl="0">
+      <w:start w:val="1"/>
+      <w:numFmt w:val="bullet"/>
+      <w:lvlText w:val=""/>
+      <w:lvlJc w:val="left"/>
+      <w:pPr>
+        <w:tabs>
+          <w:tab w:val="num" w:pos="720"/>
+        </w:tabs>
+        <w:ind w:left="720" w:hanging="360"/>
+      </w:pPr>
+      <w:rPr>
+        <w:rFonts w:ascii="Symbol" w:hAnsi="Symbol" w:hint="default"/>
+        <w:sz w:val="20"/>
+      </w:rPr>
+    </w:lvl>
+    <w:lvl w:ilvl="1" w:tentative="1">
+      <w:start w:val="1"/>
+      <w:numFmt w:val="bullet"/>
+      <w:lvlText w:val="o"/>
+      <w:lvlJc w:val="left"/>
+      <w:pPr>
+        <w:tabs>
+          <w:tab w:val="num" w:pos="1440"/>
+        </w:tabs>
+        <w:ind w:left="1440" w:hanging="360"/>
+      </w:pPr>
+      <w:rPr>
+        <w:rFonts w:ascii="Courier New" w:hAnsi="Courier New" w:hint="default"/>
+        <w:sz w:val="20"/>
+      </w:rPr>
+    </w:lvl>
+    <w:lvl w:ilvl="2" w:tentative="1">
+      <w:start w:val="1"/>
+      <w:numFmt w:val="bullet"/>
+      <w:lvlText w:val=""/>
+      <w:lvlJc w:val="left"/>
+      <w:pPr>
+        <w:tabs>
+          <w:tab w:val="num" w:pos="2160"/>
+        </w:tabs>
+        <w:ind w:left="2160" w:hanging="360"/>
+      </w:pPr>
+      <w:rPr>
+        <w:rFonts w:ascii="Wingdings" w:hAnsi="Wingdings" w:hint="default"/>
+        <w:sz w:val="20"/>
+      </w:rPr>
+    </w:lvl>
+    <w:lvl w:ilvl="3" w:tentative="1">
+      <w:start w:val="1"/>
+      <w:numFmt w:val="bullet"/>
+      <w:lvlText w:val=""/>
+      <w:lvlJc w:val="left"/>
+      <w:pPr>
+        <w:tabs>
+          <w:tab w:val="num" w:pos="2880"/>
+        </w:tabs>
+        <w:ind w:left="2880" w:hanging="360"/>
+      </w:pPr>
+      <w:rPr>
+        <w:rFonts w:ascii="Wingdings" w:hAnsi="Wingdings" w:hint="default"/>
+        <w:sz w:val="20"/>
+      </w:rPr>
+    </w:lvl>
+    <w:lvl w:ilvl="4" w:tentative="1">
+      <w:start w:val="1"/>
+      <w:numFmt w:val="bullet"/>
+      <w:lvlText w:val=""/>
+      <w:lvlJc w:val="left"/>
+      <w:pPr>
+        <w:tabs>
+          <w:tab w:val="num" w:pos="3600"/>
+        </w:tabs>
+        <w:ind w:left="3600" w:hanging="360"/>
+      </w:pPr>
+      <w:rPr>
+        <w:rFonts w:ascii="Wingdings" w:hAnsi="Wingdings" w:hint="default"/>
+        <w:sz w:val="20"/>
+      </w:rPr>
+    </w:lvl>
+    <w:lvl w:ilvl="5" w:tentative="1">
+      <w:start w:val="1"/>
+      <w:numFmt w:val="bullet"/>
+      <w:lvlText w:val=""/>
+      <w:lvlJc w:val="left"/>
+      <w:pPr>
+        <w:tabs>
+          <w:tab w:val="num" w:pos="4320"/>
+        </w:tabs>
+        <w:ind w:left="4320" w:hanging="360"/>
+      </w:pPr>
+      <w:rPr>
+        <w:rFonts w:ascii="Wingdings" w:hAnsi="Wingdings" w:hint="default"/>
+        <w:sz w:val="20"/>
+      </w:rPr>
+    </w:lvl>
+    <w:lvl w:ilvl="6" w:tentative="1">
+      <w:start w:val="1"/>
+      <w:numFmt w:val="bullet"/>
+      <w:lvlText w:val=""/>
+      <w:lvlJc w:val="left"/>
+      <w:pPr>
+        <w:tabs>
+          <w:tab w:val="num" w:pos="5040"/>
+        </w:tabs>
+        <w:ind w:left="5040" w:hanging="360"/>
+      </w:pPr>
+      <w:rPr>
+        <w:rFonts w:ascii="Wingdings" w:hAnsi="Wingdings" w:hint="default"/>
+        <w:sz w:val="20"/>
+      </w:rPr>
+    </w:lvl>
+    <w:lvl w:ilvl="7" w:tentative="1">
+      <w:start w:val="1"/>
+      <w:numFmt w:val="bullet"/>
+      <w:lvlText w:val=""/>
+      <w:lvlJc w:val="left"/>
+      <w:pPr>
+        <w:tabs>
+          <w:tab w:val="num" w:pos="5760"/>
+        </w:tabs>
+        <w:ind w:left="5760" w:hanging="360"/>
+      </w:pPr>
+      <w:rPr>
+        <w:rFonts w:ascii="Wingdings" w:hAnsi="Wingdings" w:hint="default"/>
+        <w:sz w:val="20"/>
+      </w:rPr>
+    </w:lvl>
+    <w:lvl w:ilvl="8" w:tentative="1">
+      <w:start w:val="1"/>
+      <w:numFmt w:val="bullet"/>
+      <w:lvlText w:val=""/>
+      <w:lvlJc w:val="left"/>
+      <w:pPr>
+        <w:tabs>
+          <w:tab w:val="num" w:pos="6480"/>
+        </w:tabs>
+        <w:ind w:left="6480" w:hanging="360"/>
+      </w:pPr>
+      <w:rPr>
+        <w:rFonts w:ascii="Wingdings" w:hAnsi="Wingdings" w:hint="default"/>
+        <w:sz w:val="20"/>
+      </w:rPr>
+    </w:lvl>
+  </w:abstractNum>
+  <w:abstractNum w:abstractNumId="7" w15:restartNumberingAfterBreak="0">
     <w:nsid w:val="1AE27FCA"/>
     <w:multiLevelType w:val="multilevel"/>
     <w:tmpl w:val="8D44E552"/>
@@ -3754,7 +6207,156 @@
       </w:rPr>
     </w:lvl>
   </w:abstractNum>
-  <w:abstractNum w:abstractNumId="5" w15:restartNumberingAfterBreak="0">
+  <w:abstractNum w:abstractNumId="8" w15:restartNumberingAfterBreak="0">
+    <w:nsid w:val="1D590F8C"/>
+    <w:multiLevelType w:val="multilevel"/>
+    <w:tmpl w:val="34D8CF6E"/>
+    <w:lvl w:ilvl="0">
+      <w:start w:val="1"/>
+      <w:numFmt w:val="bullet"/>
+      <w:lvlText w:val=""/>
+      <w:lvlJc w:val="left"/>
+      <w:pPr>
+        <w:tabs>
+          <w:tab w:val="num" w:pos="720"/>
+        </w:tabs>
+        <w:ind w:left="720" w:hanging="360"/>
+      </w:pPr>
+      <w:rPr>
+        <w:rFonts w:ascii="Symbol" w:hAnsi="Symbol" w:hint="default"/>
+        <w:sz w:val="20"/>
+      </w:rPr>
+    </w:lvl>
+    <w:lvl w:ilvl="1" w:tentative="1">
+      <w:start w:val="1"/>
+      <w:numFmt w:val="bullet"/>
+      <w:lvlText w:val="o"/>
+      <w:lvlJc w:val="left"/>
+      <w:pPr>
+        <w:tabs>
+          <w:tab w:val="num" w:pos="1440"/>
+        </w:tabs>
+        <w:ind w:left="1440" w:hanging="360"/>
+      </w:pPr>
+      <w:rPr>
+        <w:rFonts w:ascii="Courier New" w:hAnsi="Courier New" w:hint="default"/>
+        <w:sz w:val="20"/>
+      </w:rPr>
+    </w:lvl>
+    <w:lvl w:ilvl="2" w:tentative="1">
+      <w:start w:val="1"/>
+      <w:numFmt w:val="bullet"/>
+      <w:lvlText w:val=""/>
+      <w:lvlJc w:val="left"/>
+      <w:pPr>
+        <w:tabs>
+          <w:tab w:val="num" w:pos="2160"/>
+        </w:tabs>
+        <w:ind w:left="2160" w:hanging="360"/>
+      </w:pPr>
+      <w:rPr>
+        <w:rFonts w:ascii="Wingdings" w:hAnsi="Wingdings" w:hint="default"/>
+        <w:sz w:val="20"/>
+      </w:rPr>
+    </w:lvl>
+    <w:lvl w:ilvl="3" w:tentative="1">
+      <w:start w:val="1"/>
+      <w:numFmt w:val="bullet"/>
+      <w:lvlText w:val=""/>
+      <w:lvlJc w:val="left"/>
+      <w:pPr>
+        <w:tabs>
+          <w:tab w:val="num" w:pos="2880"/>
+        </w:tabs>
+        <w:ind w:left="2880" w:hanging="360"/>
+      </w:pPr>
+      <w:rPr>
+        <w:rFonts w:ascii="Wingdings" w:hAnsi="Wingdings" w:hint="default"/>
+        <w:sz w:val="20"/>
+      </w:rPr>
+    </w:lvl>
+    <w:lvl w:ilvl="4" w:tentative="1">
+      <w:start w:val="1"/>
+      <w:numFmt w:val="bullet"/>
+      <w:lvlText w:val=""/>
+      <w:lvlJc w:val="left"/>
+      <w:pPr>
+        <w:tabs>
+          <w:tab w:val="num" w:pos="3600"/>
+        </w:tabs>
+        <w:ind w:left="3600" w:hanging="360"/>
+      </w:pPr>
+      <w:rPr>
+        <w:rFonts w:ascii="Wingdings" w:hAnsi="Wingdings" w:hint="default"/>
+        <w:sz w:val="20"/>
+      </w:rPr>
+    </w:lvl>
+    <w:lvl w:ilvl="5" w:tentative="1">
+      <w:start w:val="1"/>
+      <w:numFmt w:val="bullet"/>
+      <w:lvlText w:val=""/>
+      <w:lvlJc w:val="left"/>
+      <w:pPr>
+        <w:tabs>
+          <w:tab w:val="num" w:pos="4320"/>
+        </w:tabs>
+        <w:ind w:left="4320" w:hanging="360"/>
+      </w:pPr>
+      <w:rPr>
+        <w:rFonts w:ascii="Wingdings" w:hAnsi="Wingdings" w:hint="default"/>
+        <w:sz w:val="20"/>
+      </w:rPr>
+    </w:lvl>
+    <w:lvl w:ilvl="6" w:tentative="1">
+      <w:start w:val="1"/>
+      <w:numFmt w:val="bullet"/>
+      <w:lvlText w:val=""/>
+      <w:lvlJc w:val="left"/>
+      <w:pPr>
+        <w:tabs>
+          <w:tab w:val="num" w:pos="5040"/>
+        </w:tabs>
+        <w:ind w:left="5040" w:hanging="360"/>
+      </w:pPr>
+      <w:rPr>
+        <w:rFonts w:ascii="Wingdings" w:hAnsi="Wingdings" w:hint="default"/>
+        <w:sz w:val="20"/>
+      </w:rPr>
+    </w:lvl>
+    <w:lvl w:ilvl="7" w:tentative="1">
+      <w:start w:val="1"/>
+      <w:numFmt w:val="bullet"/>
+      <w:lvlText w:val=""/>
+      <w:lvlJc w:val="left"/>
+      <w:pPr>
+        <w:tabs>
+          <w:tab w:val="num" w:pos="5760"/>
+        </w:tabs>
+        <w:ind w:left="5760" w:hanging="360"/>
+      </w:pPr>
+      <w:rPr>
+        <w:rFonts w:ascii="Wingdings" w:hAnsi="Wingdings" w:hint="default"/>
+        <w:sz w:val="20"/>
+      </w:rPr>
+    </w:lvl>
+    <w:lvl w:ilvl="8" w:tentative="1">
+      <w:start w:val="1"/>
+      <w:numFmt w:val="bullet"/>
+      <w:lvlText w:val=""/>
+      <w:lvlJc w:val="left"/>
+      <w:pPr>
+        <w:tabs>
+          <w:tab w:val="num" w:pos="6480"/>
+        </w:tabs>
+        <w:ind w:left="6480" w:hanging="360"/>
+      </w:pPr>
+      <w:rPr>
+        <w:rFonts w:ascii="Wingdings" w:hAnsi="Wingdings" w:hint="default"/>
+        <w:sz w:val="20"/>
+      </w:rPr>
+    </w:lvl>
+  </w:abstractNum>
+  <w:abstractNum w:abstractNumId="9" w15:restartNumberingAfterBreak="0">
     <w:nsid w:val="25473CC0"/>
     <w:multiLevelType w:val="multilevel"/>
     <w:tmpl w:val="C2E66574"/>
@@ -3871,7 +6473,156 @@
       </w:pPr>
     </w:lvl>
   </w:abstractNum>
-  <w:abstractNum w:abstractNumId="6" w15:restartNumberingAfterBreak="0">
+  <w:abstractNum w:abstractNumId="10" w15:restartNumberingAfterBreak="0">
+    <w:nsid w:val="281C7EE4"/>
+    <w:multiLevelType w:val="multilevel"/>
+    <w:tmpl w:val="6D04A24E"/>
+    <w:lvl w:ilvl="0">
+      <w:start w:val="1"/>
+      <w:numFmt w:val="bullet"/>
+      <w:lvlText w:val=""/>
+      <w:lvlJc w:val="left"/>
+      <w:pPr>
+        <w:tabs>
+          <w:tab w:val="num" w:pos="720"/>
+        </w:tabs>
+        <w:ind w:left="720" w:hanging="360"/>
+      </w:pPr>
+      <w:rPr>
+        <w:rFonts w:ascii="Symbol" w:hAnsi="Symbol" w:hint="default"/>
+        <w:sz w:val="20"/>
+      </w:rPr>
+    </w:lvl>
+    <w:lvl w:ilvl="1" w:tentative="1">
+      <w:start w:val="1"/>
+      <w:numFmt w:val="bullet"/>
+      <w:lvlText w:val="o"/>
+      <w:lvlJc w:val="left"/>
+      <w:pPr>
+        <w:tabs>
+          <w:tab w:val="num" w:pos="1440"/>
+        </w:tabs>
+        <w:ind w:left="1440" w:hanging="360"/>
+      </w:pPr>
+      <w:rPr>
+        <w:rFonts w:ascii="Courier New" w:hAnsi="Courier New" w:hint="default"/>
+        <w:sz w:val="20"/>
+      </w:rPr>
+    </w:lvl>
+    <w:lvl w:ilvl="2" w:tentative="1">
+      <w:start w:val="1"/>
+      <w:numFmt w:val="bullet"/>
+      <w:lvlText w:val=""/>
+      <w:lvlJc w:val="left"/>
+      <w:pPr>
+        <w:tabs>
+          <w:tab w:val="num" w:pos="2160"/>
+        </w:tabs>
+        <w:ind w:left="2160" w:hanging="360"/>
+      </w:pPr>
+      <w:rPr>
+        <w:rFonts w:ascii="Wingdings" w:hAnsi="Wingdings" w:hint="default"/>
+        <w:sz w:val="20"/>
+      </w:rPr>
+    </w:lvl>
+    <w:lvl w:ilvl="3" w:tentative="1">
+      <w:start w:val="1"/>
+      <w:numFmt w:val="bullet"/>
+      <w:lvlText w:val=""/>
+      <w:lvlJc w:val="left"/>
+      <w:pPr>
+        <w:tabs>
+          <w:tab w:val="num" w:pos="2880"/>
+        </w:tabs>
+        <w:ind w:left="2880" w:hanging="360"/>
+      </w:pPr>
+      <w:rPr>
+        <w:rFonts w:ascii="Wingdings" w:hAnsi="Wingdings" w:hint="default"/>
+        <w:sz w:val="20"/>
+      </w:rPr>
+    </w:lvl>
+    <w:lvl w:ilvl="4" w:tentative="1">
+      <w:start w:val="1"/>
+      <w:numFmt w:val="bullet"/>
+      <w:lvlText w:val=""/>
+      <w:lvlJc w:val="left"/>
+      <w:pPr>
+        <w:tabs>
+          <w:tab w:val="num" w:pos="3600"/>
+        </w:tabs>
+        <w:ind w:left="3600" w:hanging="360"/>
+      </w:pPr>
+      <w:rPr>
+        <w:rFonts w:ascii="Wingdings" w:hAnsi="Wingdings" w:hint="default"/>
+        <w:sz w:val="20"/>
+      </w:rPr>
+    </w:lvl>
+    <w:lvl w:ilvl="5" w:tentative="1">
+      <w:start w:val="1"/>
+      <w:numFmt w:val="bullet"/>
+      <w:lvlText w:val=""/>
+      <w:lvlJc w:val="left"/>
+      <w:pPr>
+        <w:tabs>
+          <w:tab w:val="num" w:pos="4320"/>
+        </w:tabs>
+        <w:ind w:left="4320" w:hanging="360"/>
+      </w:pPr>
+      <w:rPr>
+        <w:rFonts w:ascii="Wingdings" w:hAnsi="Wingdings" w:hint="default"/>
+        <w:sz w:val="20"/>
+      </w:rPr>
+    </w:lvl>
+    <w:lvl w:ilvl="6" w:tentative="1">
+      <w:start w:val="1"/>
+      <w:numFmt w:val="bullet"/>
+      <w:lvlText w:val=""/>
+      <w:lvlJc w:val="left"/>
+      <w:pPr>
+        <w:tabs>
+          <w:tab w:val="num" w:pos="5040"/>
+        </w:tabs>
+        <w:ind w:left="5040" w:hanging="360"/>
+      </w:pPr>
+      <w:rPr>
+        <w:rFonts w:ascii="Wingdings" w:hAnsi="Wingdings" w:hint="default"/>
+        <w:sz w:val="20"/>
+      </w:rPr>
+    </w:lvl>
+    <w:lvl w:ilvl="7" w:tentative="1">
+      <w:start w:val="1"/>
+      <w:numFmt w:val="bullet"/>
+      <w:lvlText w:val=""/>
+      <w:lvlJc w:val="left"/>
+      <w:pPr>
+        <w:tabs>
+          <w:tab w:val="num" w:pos="5760"/>
+        </w:tabs>
+        <w:ind w:left="5760" w:hanging="360"/>
+      </w:pPr>
+      <w:rPr>
+        <w:rFonts w:ascii="Wingdings" w:hAnsi="Wingdings" w:hint="default"/>
+        <w:sz w:val="20"/>
+      </w:rPr>
+    </w:lvl>
+    <w:lvl w:ilvl="8" w:tentative="1">
+      <w:start w:val="1"/>
+      <w:numFmt w:val="bullet"/>
+      <w:lvlText w:val=""/>
+      <w:lvlJc w:val="left"/>
+      <w:pPr>
+        <w:tabs>
+          <w:tab w:val="num" w:pos="6480"/>
+        </w:tabs>
+        <w:ind w:left="6480" w:hanging="360"/>
+      </w:pPr>
+      <w:rPr>
+        <w:rFonts w:ascii="Wingdings" w:hAnsi="Wingdings" w:hint="default"/>
+        <w:sz w:val="20"/>
+      </w:rPr>
+    </w:lvl>
+  </w:abstractNum>
+  <w:abstractNum w:abstractNumId="11" w15:restartNumberingAfterBreak="0">
     <w:nsid w:val="3089373C"/>
     <w:multiLevelType w:val="multilevel"/>
     <w:tmpl w:val="7D8CD97E"/>
@@ -4020,7 +6771,156 @@
       </w:rPr>
     </w:lvl>
   </w:abstractNum>
-  <w:abstractNum w:abstractNumId="7" w15:restartNumberingAfterBreak="0">
+  <w:abstractNum w:abstractNumId="12" w15:restartNumberingAfterBreak="0">
+    <w:nsid w:val="34C700AE"/>
+    <w:multiLevelType w:val="multilevel"/>
+    <w:tmpl w:val="5FF816E8"/>
+    <w:lvl w:ilvl="0">
+      <w:start w:val="1"/>
+      <w:numFmt w:val="bullet"/>
+      <w:lvlText w:val=""/>
+      <w:lvlJc w:val="left"/>
+      <w:pPr>
+        <w:tabs>
+          <w:tab w:val="num" w:pos="720"/>
+        </w:tabs>
+        <w:ind w:left="720" w:hanging="360"/>
+      </w:pPr>
+      <w:rPr>
+        <w:rFonts w:ascii="Symbol" w:hAnsi="Symbol" w:hint="default"/>
+        <w:sz w:val="20"/>
+      </w:rPr>
+    </w:lvl>
+    <w:lvl w:ilvl="1" w:tentative="1">
+      <w:start w:val="1"/>
+      <w:numFmt w:val="bullet"/>
+      <w:lvlText w:val="o"/>
+      <w:lvlJc w:val="left"/>
+      <w:pPr>
+        <w:tabs>
+          <w:tab w:val="num" w:pos="1440"/>
+        </w:tabs>
+        <w:ind w:left="1440" w:hanging="360"/>
+      </w:pPr>
+      <w:rPr>
+        <w:rFonts w:ascii="Courier New" w:hAnsi="Courier New" w:hint="default"/>
+        <w:sz w:val="20"/>
+      </w:rPr>
+    </w:lvl>
+    <w:lvl w:ilvl="2" w:tentative="1">
+      <w:start w:val="1"/>
+      <w:numFmt w:val="bullet"/>
+      <w:lvlText w:val=""/>
+      <w:lvlJc w:val="left"/>
+      <w:pPr>
+        <w:tabs>
+          <w:tab w:val="num" w:pos="2160"/>
+        </w:tabs>
+        <w:ind w:left="2160" w:hanging="360"/>
+      </w:pPr>
+      <w:rPr>
+        <w:rFonts w:ascii="Wingdings" w:hAnsi="Wingdings" w:hint="default"/>
+        <w:sz w:val="20"/>
+      </w:rPr>
+    </w:lvl>
+    <w:lvl w:ilvl="3" w:tentative="1">
+      <w:start w:val="1"/>
+      <w:numFmt w:val="bullet"/>
+      <w:lvlText w:val=""/>
+      <w:lvlJc w:val="left"/>
+      <w:pPr>
+        <w:tabs>
+          <w:tab w:val="num" w:pos="2880"/>
+        </w:tabs>
+        <w:ind w:left="2880" w:hanging="360"/>
+      </w:pPr>
+      <w:rPr>
+        <w:rFonts w:ascii="Wingdings" w:hAnsi="Wingdings" w:hint="default"/>
+        <w:sz w:val="20"/>
+      </w:rPr>
+    </w:lvl>
+    <w:lvl w:ilvl="4" w:tentative="1">
+      <w:start w:val="1"/>
+      <w:numFmt w:val="bullet"/>
+      <w:lvlText w:val=""/>
+      <w:lvlJc w:val="left"/>
+      <w:pPr>
+        <w:tabs>
+          <w:tab w:val="num" w:pos="3600"/>
+        </w:tabs>
+        <w:ind w:left="3600" w:hanging="360"/>
+      </w:pPr>
+      <w:rPr>
+        <w:rFonts w:ascii="Wingdings" w:hAnsi="Wingdings" w:hint="default"/>
+        <w:sz w:val="20"/>
+      </w:rPr>
+    </w:lvl>
+    <w:lvl w:ilvl="5" w:tentative="1">
+      <w:start w:val="1"/>
+      <w:numFmt w:val="bullet"/>
+      <w:lvlText w:val=""/>
+      <w:lvlJc w:val="left"/>
+      <w:pPr>
+        <w:tabs>
+          <w:tab w:val="num" w:pos="4320"/>
+        </w:tabs>
+        <w:ind w:left="4320" w:hanging="360"/>
+      </w:pPr>
+      <w:rPr>
+        <w:rFonts w:ascii="Wingdings" w:hAnsi="Wingdings" w:hint="default"/>
+        <w:sz w:val="20"/>
+      </w:rPr>
+    </w:lvl>
+    <w:lvl w:ilvl="6" w:tentative="1">
+      <w:start w:val="1"/>
+      <w:numFmt w:val="bullet"/>
+      <w:lvlText w:val=""/>
+      <w:lvlJc w:val="left"/>
+      <w:pPr>
+        <w:tabs>
+          <w:tab w:val="num" w:pos="5040"/>
+        </w:tabs>
+        <w:ind w:left="5040" w:hanging="360"/>
+      </w:pPr>
+      <w:rPr>
+        <w:rFonts w:ascii="Wingdings" w:hAnsi="Wingdings" w:hint="default"/>
+        <w:sz w:val="20"/>
+      </w:rPr>
+    </w:lvl>
+    <w:lvl w:ilvl="7" w:tentative="1">
+      <w:start w:val="1"/>
+      <w:numFmt w:val="bullet"/>
+      <w:lvlText w:val=""/>
+      <w:lvlJc w:val="left"/>
+      <w:pPr>
+        <w:tabs>
+          <w:tab w:val="num" w:pos="5760"/>
+        </w:tabs>
+        <w:ind w:left="5760" w:hanging="360"/>
+      </w:pPr>
+      <w:rPr>
+        <w:rFonts w:ascii="Wingdings" w:hAnsi="Wingdings" w:hint="default"/>
+        <w:sz w:val="20"/>
+      </w:rPr>
+    </w:lvl>
+    <w:lvl w:ilvl="8" w:tentative="1">
+      <w:start w:val="1"/>
+      <w:numFmt w:val="bullet"/>
+      <w:lvlText w:val=""/>
+      <w:lvlJc w:val="left"/>
+      <w:pPr>
+        <w:tabs>
+          <w:tab w:val="num" w:pos="6480"/>
+        </w:tabs>
+        <w:ind w:left="6480" w:hanging="360"/>
+      </w:pPr>
+      <w:rPr>
+        <w:rFonts w:ascii="Wingdings" w:hAnsi="Wingdings" w:hint="default"/>
+        <w:sz w:val="20"/>
+      </w:rPr>
+    </w:lvl>
+  </w:abstractNum>
+  <w:abstractNum w:abstractNumId="13" w15:restartNumberingAfterBreak="0">
     <w:nsid w:val="3B7D734D"/>
     <w:multiLevelType w:val="multilevel"/>
     <w:tmpl w:val="61046AA6"/>
@@ -4169,7 +7069,7 @@
       </w:rPr>
     </w:lvl>
   </w:abstractNum>
-  <w:abstractNum w:abstractNumId="8" w15:restartNumberingAfterBreak="0">
+  <w:abstractNum w:abstractNumId="14" w15:restartNumberingAfterBreak="0">
     <w:nsid w:val="3C5965F3"/>
     <w:multiLevelType w:val="multilevel"/>
     <w:tmpl w:val="D108ADBA"/>
@@ -4318,7 +7218,7 @@
       </w:rPr>
     </w:lvl>
   </w:abstractNum>
-  <w:abstractNum w:abstractNumId="9" w15:restartNumberingAfterBreak="0">
+  <w:abstractNum w:abstractNumId="15" w15:restartNumberingAfterBreak="0">
     <w:nsid w:val="3D2C76B7"/>
     <w:multiLevelType w:val="multilevel"/>
     <w:tmpl w:val="3230B782"/>
@@ -4467,7 +7367,7 @@
       </w:rPr>
     </w:lvl>
   </w:abstractNum>
-  <w:abstractNum w:abstractNumId="10" w15:restartNumberingAfterBreak="0">
+  <w:abstractNum w:abstractNumId="16" w15:restartNumberingAfterBreak="0">
     <w:nsid w:val="40C7665F"/>
     <w:multiLevelType w:val="multilevel"/>
     <w:tmpl w:val="4E9647CC"/>
@@ -4616,7 +7516,305 @@
       </w:rPr>
     </w:lvl>
   </w:abstractNum>
-  <w:abstractNum w:abstractNumId="11" w15:restartNumberingAfterBreak="0">
+  <w:abstractNum w:abstractNumId="17" w15:restartNumberingAfterBreak="0">
+    <w:nsid w:val="444A7EDE"/>
+    <w:multiLevelType w:val="multilevel"/>
+    <w:tmpl w:val="9C1E9BFC"/>
+    <w:lvl w:ilvl="0">
+      <w:start w:val="1"/>
+      <w:numFmt w:val="bullet"/>
+      <w:lvlText w:val=""/>
+      <w:lvlJc w:val="left"/>
+      <w:pPr>
+        <w:tabs>
+          <w:tab w:val="num" w:pos="720"/>
+        </w:tabs>
+        <w:ind w:left="720" w:hanging="360"/>
+      </w:pPr>
+      <w:rPr>
+        <w:rFonts w:ascii="Symbol" w:hAnsi="Symbol" w:hint="default"/>
+        <w:sz w:val="20"/>
+      </w:rPr>
+    </w:lvl>
+    <w:lvl w:ilvl="1">
+      <w:start w:val="1"/>
+      <w:numFmt w:val="bullet"/>
+      <w:lvlText w:val="o"/>
+      <w:lvlJc w:val="left"/>
+      <w:pPr>
+        <w:tabs>
+          <w:tab w:val="num" w:pos="1440"/>
+        </w:tabs>
+        <w:ind w:left="1440" w:hanging="360"/>
+      </w:pPr>
+      <w:rPr>
+        <w:rFonts w:ascii="Courier New" w:hAnsi="Courier New" w:hint="default"/>
+        <w:sz w:val="20"/>
+      </w:rPr>
+    </w:lvl>
+    <w:lvl w:ilvl="2" w:tentative="1">
+      <w:start w:val="1"/>
+      <w:numFmt w:val="bullet"/>
+      <w:lvlText w:val=""/>
+      <w:lvlJc w:val="left"/>
+      <w:pPr>
+        <w:tabs>
+          <w:tab w:val="num" w:pos="2160"/>
+        </w:tabs>
+        <w:ind w:left="2160" w:hanging="360"/>
+      </w:pPr>
+      <w:rPr>
+        <w:rFonts w:ascii="Wingdings" w:hAnsi="Wingdings" w:hint="default"/>
+        <w:sz w:val="20"/>
+      </w:rPr>
+    </w:lvl>
+    <w:lvl w:ilvl="3" w:tentative="1">
+      <w:start w:val="1"/>
+      <w:numFmt w:val="bullet"/>
+      <w:lvlText w:val=""/>
+      <w:lvlJc w:val="left"/>
+      <w:pPr>
+        <w:tabs>
+          <w:tab w:val="num" w:pos="2880"/>
+        </w:tabs>
+        <w:ind w:left="2880" w:hanging="360"/>
+      </w:pPr>
+      <w:rPr>
+        <w:rFonts w:ascii="Wingdings" w:hAnsi="Wingdings" w:hint="default"/>
+        <w:sz w:val="20"/>
+      </w:rPr>
+    </w:lvl>
+    <w:lvl w:ilvl="4" w:tentative="1">
+      <w:start w:val="1"/>
+      <w:numFmt w:val="bullet"/>
+      <w:lvlText w:val=""/>
+      <w:lvlJc w:val="left"/>
+      <w:pPr>
+        <w:tabs>
+          <w:tab w:val="num" w:pos="3600"/>
+        </w:tabs>
+        <w:ind w:left="3600" w:hanging="360"/>
+      </w:pPr>
+      <w:rPr>
+        <w:rFonts w:ascii="Wingdings" w:hAnsi="Wingdings" w:hint="default"/>
+        <w:sz w:val="20"/>
+      </w:rPr>
+    </w:lvl>
+    <w:lvl w:ilvl="5" w:tentative="1">
+      <w:start w:val="1"/>
+      <w:numFmt w:val="bullet"/>
+      <w:lvlText w:val=""/>
+      <w:lvlJc w:val="left"/>
+      <w:pPr>
+        <w:tabs>
+          <w:tab w:val="num" w:pos="4320"/>
+        </w:tabs>
+        <w:ind w:left="4320" w:hanging="360"/>
+      </w:pPr>
+      <w:rPr>
+        <w:rFonts w:ascii="Wingdings" w:hAnsi="Wingdings" w:hint="default"/>
+        <w:sz w:val="20"/>
+      </w:rPr>
+    </w:lvl>
+    <w:lvl w:ilvl="6" w:tentative="1">
+      <w:start w:val="1"/>
+      <w:numFmt w:val="bullet"/>
+      <w:lvlText w:val=""/>
+      <w:lvlJc w:val="left"/>
+      <w:pPr>
+        <w:tabs>
+          <w:tab w:val="num" w:pos="5040"/>
+        </w:tabs>
+        <w:ind w:left="5040" w:hanging="360"/>
+      </w:pPr>
+      <w:rPr>
+        <w:rFonts w:ascii="Wingdings" w:hAnsi="Wingdings" w:hint="default"/>
+        <w:sz w:val="20"/>
+      </w:rPr>
+    </w:lvl>
+    <w:lvl w:ilvl="7" w:tentative="1">
+      <w:start w:val="1"/>
+      <w:numFmt w:val="bullet"/>
+      <w:lvlText w:val=""/>
+      <w:lvlJc w:val="left"/>
+      <w:pPr>
+        <w:tabs>
+          <w:tab w:val="num" w:pos="5760"/>
+        </w:tabs>
+        <w:ind w:left="5760" w:hanging="360"/>
+      </w:pPr>
+      <w:rPr>
+        <w:rFonts w:ascii="Wingdings" w:hAnsi="Wingdings" w:hint="default"/>
+        <w:sz w:val="20"/>
+      </w:rPr>
+    </w:lvl>
+    <w:lvl w:ilvl="8" w:tentative="1">
+      <w:start w:val="1"/>
+      <w:numFmt w:val="bullet"/>
+      <w:lvlText w:val=""/>
+      <w:lvlJc w:val="left"/>
+      <w:pPr>
+        <w:tabs>
+          <w:tab w:val="num" w:pos="6480"/>
+        </w:tabs>
+        <w:ind w:left="6480" w:hanging="360"/>
+      </w:pPr>
+      <w:rPr>
+        <w:rFonts w:ascii="Wingdings" w:hAnsi="Wingdings" w:hint="default"/>
+        <w:sz w:val="20"/>
+      </w:rPr>
+    </w:lvl>
+  </w:abstractNum>
+  <w:abstractNum w:abstractNumId="18" w15:restartNumberingAfterBreak="0">
+    <w:nsid w:val="47EA26E3"/>
+    <w:multiLevelType w:val="multilevel"/>
+    <w:tmpl w:val="2B04B97E"/>
+    <w:lvl w:ilvl="0">
+      <w:start w:val="1"/>
+      <w:numFmt w:val="bullet"/>
+      <w:lvlText w:val=""/>
+      <w:lvlJc w:val="left"/>
+      <w:pPr>
+        <w:tabs>
+          <w:tab w:val="num" w:pos="720"/>
+        </w:tabs>
+        <w:ind w:left="720" w:hanging="360"/>
+      </w:pPr>
+      <w:rPr>
+        <w:rFonts w:ascii="Symbol" w:hAnsi="Symbol" w:hint="default"/>
+        <w:sz w:val="20"/>
+      </w:rPr>
+    </w:lvl>
+    <w:lvl w:ilvl="1" w:tentative="1">
+      <w:start w:val="1"/>
+      <w:numFmt w:val="bullet"/>
+      <w:lvlText w:val="o"/>
+      <w:lvlJc w:val="left"/>
+      <w:pPr>
+        <w:tabs>
+          <w:tab w:val="num" w:pos="1440"/>
+        </w:tabs>
+        <w:ind w:left="1440" w:hanging="360"/>
+      </w:pPr>
+      <w:rPr>
+        <w:rFonts w:ascii="Courier New" w:hAnsi="Courier New" w:hint="default"/>
+        <w:sz w:val="20"/>
+      </w:rPr>
+    </w:lvl>
+    <w:lvl w:ilvl="2" w:tentative="1">
+      <w:start w:val="1"/>
+      <w:numFmt w:val="bullet"/>
+      <w:lvlText w:val=""/>
+      <w:lvlJc w:val="left"/>
+      <w:pPr>
+        <w:tabs>
+          <w:tab w:val="num" w:pos="2160"/>
+        </w:tabs>
+        <w:ind w:left="2160" w:hanging="360"/>
+      </w:pPr>
+      <w:rPr>
+        <w:rFonts w:ascii="Wingdings" w:hAnsi="Wingdings" w:hint="default"/>
+        <w:sz w:val="20"/>
+      </w:rPr>
+    </w:lvl>
+    <w:lvl w:ilvl="3" w:tentative="1">
+      <w:start w:val="1"/>
+      <w:numFmt w:val="bullet"/>
+      <w:lvlText w:val=""/>
+      <w:lvlJc w:val="left"/>
+      <w:pPr>
+        <w:tabs>
+          <w:tab w:val="num" w:pos="2880"/>
+        </w:tabs>
+        <w:ind w:left="2880" w:hanging="360"/>
+      </w:pPr>
+      <w:rPr>
+        <w:rFonts w:ascii="Wingdings" w:hAnsi="Wingdings" w:hint="default"/>
+        <w:sz w:val="20"/>
+      </w:rPr>
+    </w:lvl>
+    <w:lvl w:ilvl="4" w:tentative="1">
+      <w:start w:val="1"/>
+      <w:numFmt w:val="bullet"/>
+      <w:lvlText w:val=""/>
+      <w:lvlJc w:val="left"/>
+      <w:pPr>
+        <w:tabs>
+          <w:tab w:val="num" w:pos="3600"/>
+        </w:tabs>
+        <w:ind w:left="3600" w:hanging="360"/>
+      </w:pPr>
+      <w:rPr>
+        <w:rFonts w:ascii="Wingdings" w:hAnsi="Wingdings" w:hint="default"/>
+        <w:sz w:val="20"/>
+      </w:rPr>
+    </w:lvl>
+    <w:lvl w:ilvl="5" w:tentative="1">
+      <w:start w:val="1"/>
+      <w:numFmt w:val="bullet"/>
+      <w:lvlText w:val=""/>
+      <w:lvlJc w:val="left"/>
+      <w:pPr>
+        <w:tabs>
+          <w:tab w:val="num" w:pos="4320"/>
+        </w:tabs>
+        <w:ind w:left="4320" w:hanging="360"/>
+      </w:pPr>
+      <w:rPr>
+        <w:rFonts w:ascii="Wingdings" w:hAnsi="Wingdings" w:hint="default"/>
+        <w:sz w:val="20"/>
+      </w:rPr>
+    </w:lvl>
+    <w:lvl w:ilvl="6" w:tentative="1">
+      <w:start w:val="1"/>
+      <w:numFmt w:val="bullet"/>
+      <w:lvlText w:val=""/>
+      <w:lvlJc w:val="left"/>
+      <w:pPr>
+        <w:tabs>
+          <w:tab w:val="num" w:pos="5040"/>
+        </w:tabs>
+        <w:ind w:left="5040" w:hanging="360"/>
+      </w:pPr>
+      <w:rPr>
+        <w:rFonts w:ascii="Wingdings" w:hAnsi="Wingdings" w:hint="default"/>
+        <w:sz w:val="20"/>
+      </w:rPr>
+    </w:lvl>
+    <w:lvl w:ilvl="7" w:tentative="1">
+      <w:start w:val="1"/>
+      <w:numFmt w:val="bullet"/>
+      <w:lvlText w:val=""/>
+      <w:lvlJc w:val="left"/>
+      <w:pPr>
+        <w:tabs>
+          <w:tab w:val="num" w:pos="5760"/>
+        </w:tabs>
+        <w:ind w:left="5760" w:hanging="360"/>
+      </w:pPr>
+      <w:rPr>
+        <w:rFonts w:ascii="Wingdings" w:hAnsi="Wingdings" w:hint="default"/>
+        <w:sz w:val="20"/>
+      </w:rPr>
+    </w:lvl>
+    <w:lvl w:ilvl="8" w:tentative="1">
+      <w:start w:val="1"/>
+      <w:numFmt w:val="bullet"/>
+      <w:lvlText w:val=""/>
+      <w:lvlJc w:val="left"/>
+      <w:pPr>
+        <w:tabs>
+          <w:tab w:val="num" w:pos="6480"/>
+        </w:tabs>
+        <w:ind w:left="6480" w:hanging="360"/>
+      </w:pPr>
+      <w:rPr>
+        <w:rFonts w:ascii="Wingdings" w:hAnsi="Wingdings" w:hint="default"/>
+        <w:sz w:val="20"/>
+      </w:rPr>
+    </w:lvl>
+  </w:abstractNum>
+  <w:abstractNum w:abstractNumId="19" w15:restartNumberingAfterBreak="0">
     <w:nsid w:val="4EE57291"/>
     <w:multiLevelType w:val="multilevel"/>
     <w:tmpl w:val="ED30CBD0"/>
@@ -4765,7 +7963,269 @@
       </w:rPr>
     </w:lvl>
   </w:abstractNum>
-  <w:abstractNum w:abstractNumId="12" w15:restartNumberingAfterBreak="0">
+  <w:abstractNum w:abstractNumId="20" w15:restartNumberingAfterBreak="0">
+    <w:nsid w:val="4F2C0DA9"/>
+    <w:multiLevelType w:val="multilevel"/>
+    <w:tmpl w:val="8A686310"/>
+    <w:lvl w:ilvl="0">
+      <w:start w:val="1"/>
+      <w:numFmt w:val="bullet"/>
+      <w:lvlText w:val=""/>
+      <w:lvlJc w:val="left"/>
+      <w:pPr>
+        <w:tabs>
+          <w:tab w:val="num" w:pos="720"/>
+        </w:tabs>
+        <w:ind w:left="720" w:hanging="360"/>
+      </w:pPr>
+      <w:rPr>
+        <w:rFonts w:ascii="Symbol" w:hAnsi="Symbol" w:hint="default"/>
+        <w:sz w:val="20"/>
+      </w:rPr>
+    </w:lvl>
+    <w:lvl w:ilvl="1" w:tentative="1">
+      <w:start w:val="1"/>
+      <w:numFmt w:val="bullet"/>
+      <w:lvlText w:val="o"/>
+      <w:lvlJc w:val="left"/>
+      <w:pPr>
+        <w:tabs>
+          <w:tab w:val="num" w:pos="1440"/>
+        </w:tabs>
+        <w:ind w:left="1440" w:hanging="360"/>
+      </w:pPr>
+      <w:rPr>
+        <w:rFonts w:ascii="Courier New" w:hAnsi="Courier New" w:hint="default"/>
+        <w:sz w:val="20"/>
+      </w:rPr>
+    </w:lvl>
+    <w:lvl w:ilvl="2" w:tentative="1">
+      <w:start w:val="1"/>
+      <w:numFmt w:val="bullet"/>
+      <w:lvlText w:val=""/>
+      <w:lvlJc w:val="left"/>
+      <w:pPr>
+        <w:tabs>
+          <w:tab w:val="num" w:pos="2160"/>
+        </w:tabs>
+        <w:ind w:left="2160" w:hanging="360"/>
+      </w:pPr>
+      <w:rPr>
+        <w:rFonts w:ascii="Wingdings" w:hAnsi="Wingdings" w:hint="default"/>
+        <w:sz w:val="20"/>
+      </w:rPr>
+    </w:lvl>
+    <w:lvl w:ilvl="3" w:tentative="1">
+      <w:start w:val="1"/>
+      <w:numFmt w:val="bullet"/>
+      <w:lvlText w:val=""/>
+      <w:lvlJc w:val="left"/>
+      <w:pPr>
+        <w:tabs>
+          <w:tab w:val="num" w:pos="2880"/>
+        </w:tabs>
+        <w:ind w:left="2880" w:hanging="360"/>
+      </w:pPr>
+      <w:rPr>
+        <w:rFonts w:ascii="Wingdings" w:hAnsi="Wingdings" w:hint="default"/>
+        <w:sz w:val="20"/>
+      </w:rPr>
+    </w:lvl>
+    <w:lvl w:ilvl="4" w:tentative="1">
+      <w:start w:val="1"/>
+      <w:numFmt w:val="bullet"/>
+      <w:lvlText w:val=""/>
+      <w:lvlJc w:val="left"/>
+      <w:pPr>
+        <w:tabs>
+          <w:tab w:val="num" w:pos="3600"/>
+        </w:tabs>
+        <w:ind w:left="3600" w:hanging="360"/>
+      </w:pPr>
+      <w:rPr>
+        <w:rFonts w:ascii="Wingdings" w:hAnsi="Wingdings" w:hint="default"/>
+        <w:sz w:val="20"/>
+      </w:rPr>
+    </w:lvl>
+    <w:lvl w:ilvl="5" w:tentative="1">
+      <w:start w:val="1"/>
+      <w:numFmt w:val="bullet"/>
+      <w:lvlText w:val=""/>
+      <w:lvlJc w:val="left"/>
+      <w:pPr>
+        <w:tabs>
+          <w:tab w:val="num" w:pos="4320"/>
+        </w:tabs>
+        <w:ind w:left="4320" w:hanging="360"/>
+      </w:pPr>
+      <w:rPr>
+        <w:rFonts w:ascii="Wingdings" w:hAnsi="Wingdings" w:hint="default"/>
+        <w:sz w:val="20"/>
+      </w:rPr>
+    </w:lvl>
+    <w:lvl w:ilvl="6" w:tentative="1">
+      <w:start w:val="1"/>
+      <w:numFmt w:val="bullet"/>
+      <w:lvlText w:val=""/>
+      <w:lvlJc w:val="left"/>
+      <w:pPr>
+        <w:tabs>
+          <w:tab w:val="num" w:pos="5040"/>
+        </w:tabs>
+        <w:ind w:left="5040" w:hanging="360"/>
+      </w:pPr>
+      <w:rPr>
+        <w:rFonts w:ascii="Wingdings" w:hAnsi="Wingdings" w:hint="default"/>
+        <w:sz w:val="20"/>
+      </w:rPr>
+    </w:lvl>
+    <w:lvl w:ilvl="7" w:tentative="1">
+      <w:start w:val="1"/>
+      <w:numFmt w:val="bullet"/>
+      <w:lvlText w:val=""/>
+      <w:lvlJc w:val="left"/>
+      <w:pPr>
+        <w:tabs>
+          <w:tab w:val="num" w:pos="5760"/>
+        </w:tabs>
+        <w:ind w:left="5760" w:hanging="360"/>
+      </w:pPr>
+      <w:rPr>
+        <w:rFonts w:ascii="Wingdings" w:hAnsi="Wingdings" w:hint="default"/>
+        <w:sz w:val="20"/>
+      </w:rPr>
+    </w:lvl>
+    <w:lvl w:ilvl="8" w:tentative="1">
+      <w:start w:val="1"/>
+      <w:numFmt w:val="bullet"/>
+      <w:lvlText w:val=""/>
+      <w:lvlJc w:val="left"/>
+      <w:pPr>
+        <w:tabs>
+          <w:tab w:val="num" w:pos="6480"/>
+        </w:tabs>
+        <w:ind w:left="6480" w:hanging="360"/>
+      </w:pPr>
+      <w:rPr>
+        <w:rFonts w:ascii="Wingdings" w:hAnsi="Wingdings" w:hint="default"/>
+        <w:sz w:val="20"/>
+      </w:rPr>
+    </w:lvl>
+  </w:abstractNum>
+  <w:abstractNum w:abstractNumId="21" w15:restartNumberingAfterBreak="0">
+    <w:nsid w:val="54336782"/>
+    <w:multiLevelType w:val="multilevel"/>
+    <w:tmpl w:val="8594EB5E"/>
+    <w:lvl w:ilvl="0">
+      <w:start w:val="1"/>
+      <w:numFmt w:val="decimal"/>
+      <w:lvlText w:val="%1."/>
+      <w:lvlJc w:val="left"/>
+      <w:pPr>
+        <w:tabs>
+          <w:tab w:val="num" w:pos="720"/>
+        </w:tabs>
+        <w:ind w:left="720" w:hanging="360"/>
+      </w:pPr>
+    </w:lvl>
+    <w:lvl w:ilvl="1" w:tentative="1">
+      <w:start w:val="1"/>
+      <w:numFmt w:val="decimal"/>
+      <w:lvlText w:val="%2."/>
+      <w:lvlJc w:val="left"/>
+      <w:pPr>
+        <w:tabs>
+          <w:tab w:val="num" w:pos="1440"/>
+        </w:tabs>
+        <w:ind w:left="1440" w:hanging="360"/>
+      </w:pPr>
+    </w:lvl>
+    <w:lvl w:ilvl="2" w:tentative="1">
+      <w:start w:val="1"/>
+      <w:numFmt w:val="decimal"/>
+      <w:lvlText w:val="%3."/>
+      <w:lvlJc w:val="left"/>
+      <w:pPr>
+        <w:tabs>
+          <w:tab w:val="num" w:pos="2160"/>
+        </w:tabs>
+        <w:ind w:left="2160" w:hanging="360"/>
+      </w:pPr>
+    </w:lvl>
+    <w:lvl w:ilvl="3" w:tentative="1">
+      <w:start w:val="1"/>
+      <w:numFmt w:val="decimal"/>
+      <w:lvlText w:val="%4."/>
+      <w:lvlJc w:val="left"/>
+      <w:pPr>
+        <w:tabs>
+          <w:tab w:val="num" w:pos="2880"/>
+        </w:tabs>
+        <w:ind w:left="2880" w:hanging="360"/>
+      </w:pPr>
+    </w:lvl>
+    <w:lvl w:ilvl="4" w:tentative="1">
+      <w:start w:val="1"/>
+      <w:numFmt w:val="decimal"/>
+      <w:lvlText w:val="%5."/>
+      <w:lvlJc w:val="left"/>
+      <w:pPr>
+        <w:tabs>
+          <w:tab w:val="num" w:pos="3600"/>
+        </w:tabs>
+        <w:ind w:left="3600" w:hanging="360"/>
+      </w:pPr>
+    </w:lvl>
+    <w:lvl w:ilvl="5" w:tentative="1">
+      <w:start w:val="1"/>
+      <w:numFmt w:val="decimal"/>
+      <w:lvlText w:val="%6."/>
+      <w:lvlJc w:val="left"/>
+      <w:pPr>
+        <w:tabs>
+          <w:tab w:val="num" w:pos="4320"/>
+        </w:tabs>
+        <w:ind w:left="4320" w:hanging="360"/>
+      </w:pPr>
+    </w:lvl>
+    <w:lvl w:ilvl="6" w:tentative="1">
+      <w:start w:val="1"/>
+      <w:numFmt w:val="decimal"/>
+      <w:lvlText w:val="%7."/>
+      <w:lvlJc w:val="left"/>
+      <w:pPr>
+        <w:tabs>
+          <w:tab w:val="num" w:pos="5040"/>
+        </w:tabs>
+        <w:ind w:left="5040" w:hanging="360"/>
+      </w:pPr>
+    </w:lvl>
+    <w:lvl w:ilvl="7" w:tentative="1">
+      <w:start w:val="1"/>
+      <w:numFmt w:val="decimal"/>
+      <w:lvlText w:val="%8."/>
+      <w:lvlJc w:val="left"/>
+      <w:pPr>
+        <w:tabs>
+          <w:tab w:val="num" w:pos="5760"/>
+        </w:tabs>
+        <w:ind w:left="5760" w:hanging="360"/>
+      </w:pPr>
+    </w:lvl>
+    <w:lvl w:ilvl="8" w:tentative="1">
+      <w:start w:val="1"/>
+      <w:numFmt w:val="decimal"/>
+      <w:lvlText w:val="%9."/>
+      <w:lvlJc w:val="left"/>
+      <w:pPr>
+        <w:tabs>
+          <w:tab w:val="num" w:pos="6480"/>
+        </w:tabs>
+        <w:ind w:left="6480" w:hanging="360"/>
+      </w:pPr>
+    </w:lvl>
+  </w:abstractNum>
+  <w:abstractNum w:abstractNumId="22" w15:restartNumberingAfterBreak="0">
     <w:nsid w:val="5AC87CAD"/>
     <w:multiLevelType w:val="multilevel"/>
     <w:tmpl w:val="8C8C3E14"/>
@@ -4878,7 +8338,7 @@
       </w:pPr>
     </w:lvl>
   </w:abstractNum>
-  <w:abstractNum w:abstractNumId="13" w15:restartNumberingAfterBreak="0">
+  <w:abstractNum w:abstractNumId="23" w15:restartNumberingAfterBreak="0">
     <w:nsid w:val="5EC03755"/>
     <w:multiLevelType w:val="multilevel"/>
     <w:tmpl w:val="0180F444"/>
@@ -5027,7 +8487,454 @@
       </w:rPr>
     </w:lvl>
   </w:abstractNum>
-  <w:abstractNum w:abstractNumId="14" w15:restartNumberingAfterBreak="0">
+  <w:abstractNum w:abstractNumId="24" w15:restartNumberingAfterBreak="0">
+    <w:nsid w:val="60223FA1"/>
+    <w:multiLevelType w:val="multilevel"/>
+    <w:tmpl w:val="9FB0C666"/>
+    <w:lvl w:ilvl="0">
+      <w:start w:val="1"/>
+      <w:numFmt w:val="bullet"/>
+      <w:lvlText w:val=""/>
+      <w:lvlJc w:val="left"/>
+      <w:pPr>
+        <w:tabs>
+          <w:tab w:val="num" w:pos="720"/>
+        </w:tabs>
+        <w:ind w:left="720" w:hanging="360"/>
+      </w:pPr>
+      <w:rPr>
+        <w:rFonts w:ascii="Symbol" w:hAnsi="Symbol" w:hint="default"/>
+        <w:sz w:val="20"/>
+      </w:rPr>
+    </w:lvl>
+    <w:lvl w:ilvl="1">
+      <w:start w:val="1"/>
+      <w:numFmt w:val="bullet"/>
+      <w:lvlText w:val="o"/>
+      <w:lvlJc w:val="left"/>
+      <w:pPr>
+        <w:tabs>
+          <w:tab w:val="num" w:pos="1440"/>
+        </w:tabs>
+        <w:ind w:left="1440" w:hanging="360"/>
+      </w:pPr>
+      <w:rPr>
+        <w:rFonts w:ascii="Courier New" w:hAnsi="Courier New" w:hint="default"/>
+        <w:sz w:val="20"/>
+      </w:rPr>
+    </w:lvl>
+    <w:lvl w:ilvl="2" w:tentative="1">
+      <w:start w:val="1"/>
+      <w:numFmt w:val="bullet"/>
+      <w:lvlText w:val=""/>
+      <w:lvlJc w:val="left"/>
+      <w:pPr>
+        <w:tabs>
+          <w:tab w:val="num" w:pos="2160"/>
+        </w:tabs>
+        <w:ind w:left="2160" w:hanging="360"/>
+      </w:pPr>
+      <w:rPr>
+        <w:rFonts w:ascii="Wingdings" w:hAnsi="Wingdings" w:hint="default"/>
+        <w:sz w:val="20"/>
+      </w:rPr>
+    </w:lvl>
+    <w:lvl w:ilvl="3" w:tentative="1">
+      <w:start w:val="1"/>
+      <w:numFmt w:val="bullet"/>
+      <w:lvlText w:val=""/>
+      <w:lvlJc w:val="left"/>
+      <w:pPr>
+        <w:tabs>
+          <w:tab w:val="num" w:pos="2880"/>
+        </w:tabs>
+        <w:ind w:left="2880" w:hanging="360"/>
+      </w:pPr>
+      <w:rPr>
+        <w:rFonts w:ascii="Wingdings" w:hAnsi="Wingdings" w:hint="default"/>
+        <w:sz w:val="20"/>
+      </w:rPr>
+    </w:lvl>
+    <w:lvl w:ilvl="4" w:tentative="1">
+      <w:start w:val="1"/>
+      <w:numFmt w:val="bullet"/>
+      <w:lvlText w:val=""/>
+      <w:lvlJc w:val="left"/>
+      <w:pPr>
+        <w:tabs>
+          <w:tab w:val="num" w:pos="3600"/>
+        </w:tabs>
+        <w:ind w:left="3600" w:hanging="360"/>
+      </w:pPr>
+      <w:rPr>
+        <w:rFonts w:ascii="Wingdings" w:hAnsi="Wingdings" w:hint="default"/>
+        <w:sz w:val="20"/>
+      </w:rPr>
+    </w:lvl>
+    <w:lvl w:ilvl="5" w:tentative="1">
+      <w:start w:val="1"/>
+      <w:numFmt w:val="bullet"/>
+      <w:lvlText w:val=""/>
+      <w:lvlJc w:val="left"/>
+      <w:pPr>
+        <w:tabs>
+          <w:tab w:val="num" w:pos="4320"/>
+        </w:tabs>
+        <w:ind w:left="4320" w:hanging="360"/>
+      </w:pPr>
+      <w:rPr>
+        <w:rFonts w:ascii="Wingdings" w:hAnsi="Wingdings" w:hint="default"/>
+        <w:sz w:val="20"/>
+      </w:rPr>
+    </w:lvl>
+    <w:lvl w:ilvl="6" w:tentative="1">
+      <w:start w:val="1"/>
+      <w:numFmt w:val="bullet"/>
+      <w:lvlText w:val=""/>
+      <w:lvlJc w:val="left"/>
+      <w:pPr>
+        <w:tabs>
+          <w:tab w:val="num" w:pos="5040"/>
+        </w:tabs>
+        <w:ind w:left="5040" w:hanging="360"/>
+      </w:pPr>
+      <w:rPr>
+        <w:rFonts w:ascii="Wingdings" w:hAnsi="Wingdings" w:hint="default"/>
+        <w:sz w:val="20"/>
+      </w:rPr>
+    </w:lvl>
+    <w:lvl w:ilvl="7" w:tentative="1">
+      <w:start w:val="1"/>
+      <w:numFmt w:val="bullet"/>
+      <w:lvlText w:val=""/>
+      <w:lvlJc w:val="left"/>
+      <w:pPr>
+        <w:tabs>
+          <w:tab w:val="num" w:pos="5760"/>
+        </w:tabs>
+        <w:ind w:left="5760" w:hanging="360"/>
+      </w:pPr>
+      <w:rPr>
+        <w:rFonts w:ascii="Wingdings" w:hAnsi="Wingdings" w:hint="default"/>
+        <w:sz w:val="20"/>
+      </w:rPr>
+    </w:lvl>
+    <w:lvl w:ilvl="8" w:tentative="1">
+      <w:start w:val="1"/>
+      <w:numFmt w:val="bullet"/>
+      <w:lvlText w:val=""/>
+      <w:lvlJc w:val="left"/>
+      <w:pPr>
+        <w:tabs>
+          <w:tab w:val="num" w:pos="6480"/>
+        </w:tabs>
+        <w:ind w:left="6480" w:hanging="360"/>
+      </w:pPr>
+      <w:rPr>
+        <w:rFonts w:ascii="Wingdings" w:hAnsi="Wingdings" w:hint="default"/>
+        <w:sz w:val="20"/>
+      </w:rPr>
+    </w:lvl>
+  </w:abstractNum>
+  <w:abstractNum w:abstractNumId="25" w15:restartNumberingAfterBreak="0">
+    <w:nsid w:val="60C36292"/>
+    <w:multiLevelType w:val="multilevel"/>
+    <w:tmpl w:val="76DA1898"/>
+    <w:lvl w:ilvl="0">
+      <w:start w:val="1"/>
+      <w:numFmt w:val="bullet"/>
+      <w:lvlText w:val=""/>
+      <w:lvlJc w:val="left"/>
+      <w:pPr>
+        <w:tabs>
+          <w:tab w:val="num" w:pos="720"/>
+        </w:tabs>
+        <w:ind w:left="720" w:hanging="360"/>
+      </w:pPr>
+      <w:rPr>
+        <w:rFonts w:ascii="Symbol" w:hAnsi="Symbol" w:hint="default"/>
+        <w:sz w:val="20"/>
+      </w:rPr>
+    </w:lvl>
+    <w:lvl w:ilvl="1">
+      <w:start w:val="1"/>
+      <w:numFmt w:val="bullet"/>
+      <w:lvlText w:val="o"/>
+      <w:lvlJc w:val="left"/>
+      <w:pPr>
+        <w:tabs>
+          <w:tab w:val="num" w:pos="1440"/>
+        </w:tabs>
+        <w:ind w:left="1440" w:hanging="360"/>
+      </w:pPr>
+      <w:rPr>
+        <w:rFonts w:ascii="Courier New" w:hAnsi="Courier New" w:hint="default"/>
+        <w:sz w:val="20"/>
+      </w:rPr>
+    </w:lvl>
+    <w:lvl w:ilvl="2" w:tentative="1">
+      <w:start w:val="1"/>
+      <w:numFmt w:val="bullet"/>
+      <w:lvlText w:val=""/>
+      <w:lvlJc w:val="left"/>
+      <w:pPr>
+        <w:tabs>
+          <w:tab w:val="num" w:pos="2160"/>
+        </w:tabs>
+        <w:ind w:left="2160" w:hanging="360"/>
+      </w:pPr>
+      <w:rPr>
+        <w:rFonts w:ascii="Wingdings" w:hAnsi="Wingdings" w:hint="default"/>
+        <w:sz w:val="20"/>
+      </w:rPr>
+    </w:lvl>
+    <w:lvl w:ilvl="3" w:tentative="1">
+      <w:start w:val="1"/>
+      <w:numFmt w:val="bullet"/>
+      <w:lvlText w:val=""/>
+      <w:lvlJc w:val="left"/>
+      <w:pPr>
+        <w:tabs>
+          <w:tab w:val="num" w:pos="2880"/>
+        </w:tabs>
+        <w:ind w:left="2880" w:hanging="360"/>
+      </w:pPr>
+      <w:rPr>
+        <w:rFonts w:ascii="Wingdings" w:hAnsi="Wingdings" w:hint="default"/>
+        <w:sz w:val="20"/>
+      </w:rPr>
+    </w:lvl>
+    <w:lvl w:ilvl="4" w:tentative="1">
+      <w:start w:val="1"/>
+      <w:numFmt w:val="bullet"/>
+      <w:lvlText w:val=""/>
+      <w:lvlJc w:val="left"/>
+      <w:pPr>
+        <w:tabs>
+          <w:tab w:val="num" w:pos="3600"/>
+        </w:tabs>
+        <w:ind w:left="3600" w:hanging="360"/>
+      </w:pPr>
+      <w:rPr>
+        <w:rFonts w:ascii="Wingdings" w:hAnsi="Wingdings" w:hint="default"/>
+        <w:sz w:val="20"/>
+      </w:rPr>
+    </w:lvl>
+    <w:lvl w:ilvl="5" w:tentative="1">
+      <w:start w:val="1"/>
+      <w:numFmt w:val="bullet"/>
+      <w:lvlText w:val=""/>
+      <w:lvlJc w:val="left"/>
+      <w:pPr>
+        <w:tabs>
+          <w:tab w:val="num" w:pos="4320"/>
+        </w:tabs>
+        <w:ind w:left="4320" w:hanging="360"/>
+      </w:pPr>
+      <w:rPr>
+        <w:rFonts w:ascii="Wingdings" w:hAnsi="Wingdings" w:hint="default"/>
+        <w:sz w:val="20"/>
+      </w:rPr>
+    </w:lvl>
+    <w:lvl w:ilvl="6" w:tentative="1">
+      <w:start w:val="1"/>
+      <w:numFmt w:val="bullet"/>
+      <w:lvlText w:val=""/>
+      <w:lvlJc w:val="left"/>
+      <w:pPr>
+        <w:tabs>
+          <w:tab w:val="num" w:pos="5040"/>
+        </w:tabs>
+        <w:ind w:left="5040" w:hanging="360"/>
+      </w:pPr>
+      <w:rPr>
+        <w:rFonts w:ascii="Wingdings" w:hAnsi="Wingdings" w:hint="default"/>
+        <w:sz w:val="20"/>
+      </w:rPr>
+    </w:lvl>
+    <w:lvl w:ilvl="7" w:tentative="1">
+      <w:start w:val="1"/>
+      <w:numFmt w:val="bullet"/>
+      <w:lvlText w:val=""/>
+      <w:lvlJc w:val="left"/>
+      <w:pPr>
+        <w:tabs>
+          <w:tab w:val="num" w:pos="5760"/>
+        </w:tabs>
+        <w:ind w:left="5760" w:hanging="360"/>
+      </w:pPr>
+      <w:rPr>
+        <w:rFonts w:ascii="Wingdings" w:hAnsi="Wingdings" w:hint="default"/>
+        <w:sz w:val="20"/>
+      </w:rPr>
+    </w:lvl>
+    <w:lvl w:ilvl="8" w:tentative="1">
+      <w:start w:val="1"/>
+      <w:numFmt w:val="bullet"/>
+      <w:lvlText w:val=""/>
+      <w:lvlJc w:val="left"/>
+      <w:pPr>
+        <w:tabs>
+          <w:tab w:val="num" w:pos="6480"/>
+        </w:tabs>
+        <w:ind w:left="6480" w:hanging="360"/>
+      </w:pPr>
+      <w:rPr>
+        <w:rFonts w:ascii="Wingdings" w:hAnsi="Wingdings" w:hint="default"/>
+        <w:sz w:val="20"/>
+      </w:rPr>
+    </w:lvl>
+  </w:abstractNum>
+  <w:abstractNum w:abstractNumId="26" w15:restartNumberingAfterBreak="0">
+    <w:nsid w:val="650D7EBC"/>
+    <w:multiLevelType w:val="multilevel"/>
+    <w:tmpl w:val="8856CA26"/>
+    <w:lvl w:ilvl="0">
+      <w:start w:val="1"/>
+      <w:numFmt w:val="bullet"/>
+      <w:lvlText w:val=""/>
+      <w:lvlJc w:val="left"/>
+      <w:pPr>
+        <w:tabs>
+          <w:tab w:val="num" w:pos="720"/>
+        </w:tabs>
+        <w:ind w:left="720" w:hanging="360"/>
+      </w:pPr>
+      <w:rPr>
+        <w:rFonts w:ascii="Symbol" w:hAnsi="Symbol" w:hint="default"/>
+        <w:sz w:val="20"/>
+      </w:rPr>
+    </w:lvl>
+    <w:lvl w:ilvl="1" w:tentative="1">
+      <w:start w:val="1"/>
+      <w:numFmt w:val="bullet"/>
+      <w:lvlText w:val="o"/>
+      <w:lvlJc w:val="left"/>
+      <w:pPr>
+        <w:tabs>
+          <w:tab w:val="num" w:pos="1440"/>
+        </w:tabs>
+        <w:ind w:left="1440" w:hanging="360"/>
+      </w:pPr>
+      <w:rPr>
+        <w:rFonts w:ascii="Courier New" w:hAnsi="Courier New" w:hint="default"/>
+        <w:sz w:val="20"/>
+      </w:rPr>
+    </w:lvl>
+    <w:lvl w:ilvl="2" w:tentative="1">
+      <w:start w:val="1"/>
+      <w:numFmt w:val="bullet"/>
+      <w:lvlText w:val=""/>
+      <w:lvlJc w:val="left"/>
+      <w:pPr>
+        <w:tabs>
+          <w:tab w:val="num" w:pos="2160"/>
+        </w:tabs>
+        <w:ind w:left="2160" w:hanging="360"/>
+      </w:pPr>
+      <w:rPr>
+        <w:rFonts w:ascii="Wingdings" w:hAnsi="Wingdings" w:hint="default"/>
+        <w:sz w:val="20"/>
+      </w:rPr>
+    </w:lvl>
+    <w:lvl w:ilvl="3" w:tentative="1">
+      <w:start w:val="1"/>
+      <w:numFmt w:val="bullet"/>
+      <w:lvlText w:val=""/>
+      <w:lvlJc w:val="left"/>
+      <w:pPr>
+        <w:tabs>
+          <w:tab w:val="num" w:pos="2880"/>
+        </w:tabs>
+        <w:ind w:left="2880" w:hanging="360"/>
+      </w:pPr>
+      <w:rPr>
+        <w:rFonts w:ascii="Wingdings" w:hAnsi="Wingdings" w:hint="default"/>
+        <w:sz w:val="20"/>
+      </w:rPr>
+    </w:lvl>
+    <w:lvl w:ilvl="4" w:tentative="1">
+      <w:start w:val="1"/>
+      <w:numFmt w:val="bullet"/>
+      <w:lvlText w:val=""/>
+      <w:lvlJc w:val="left"/>
+      <w:pPr>
+        <w:tabs>
+          <w:tab w:val="num" w:pos="3600"/>
+        </w:tabs>
+        <w:ind w:left="3600" w:hanging="360"/>
+      </w:pPr>
+      <w:rPr>
+        <w:rFonts w:ascii="Wingdings" w:hAnsi="Wingdings" w:hint="default"/>
+        <w:sz w:val="20"/>
+      </w:rPr>
+    </w:lvl>
+    <w:lvl w:ilvl="5" w:tentative="1">
+      <w:start w:val="1"/>
+      <w:numFmt w:val="bullet"/>
+      <w:lvlText w:val=""/>
+      <w:lvlJc w:val="left"/>
+      <w:pPr>
+        <w:tabs>
+          <w:tab w:val="num" w:pos="4320"/>
+        </w:tabs>
+        <w:ind w:left="4320" w:hanging="360"/>
+      </w:pPr>
+      <w:rPr>
+        <w:rFonts w:ascii="Wingdings" w:hAnsi="Wingdings" w:hint="default"/>
+        <w:sz w:val="20"/>
+      </w:rPr>
+    </w:lvl>
+    <w:lvl w:ilvl="6" w:tentative="1">
+      <w:start w:val="1"/>
+      <w:numFmt w:val="bullet"/>
+      <w:lvlText w:val=""/>
+      <w:lvlJc w:val="left"/>
+      <w:pPr>
+        <w:tabs>
+          <w:tab w:val="num" w:pos="5040"/>
+        </w:tabs>
+        <w:ind w:left="5040" w:hanging="360"/>
+      </w:pPr>
+      <w:rPr>
+        <w:rFonts w:ascii="Wingdings" w:hAnsi="Wingdings" w:hint="default"/>
+        <w:sz w:val="20"/>
+      </w:rPr>
+    </w:lvl>
+    <w:lvl w:ilvl="7" w:tentative="1">
+      <w:start w:val="1"/>
+      <w:numFmt w:val="bullet"/>
+      <w:lvlText w:val=""/>
+      <w:lvlJc w:val="left"/>
+      <w:pPr>
+        <w:tabs>
+          <w:tab w:val="num" w:pos="5760"/>
+        </w:tabs>
+        <w:ind w:left="5760" w:hanging="360"/>
+      </w:pPr>
+      <w:rPr>
+        <w:rFonts w:ascii="Wingdings" w:hAnsi="Wingdings" w:hint="default"/>
+        <w:sz w:val="20"/>
+      </w:rPr>
+    </w:lvl>
+    <w:lvl w:ilvl="8" w:tentative="1">
+      <w:start w:val="1"/>
+      <w:numFmt w:val="bullet"/>
+      <w:lvlText w:val=""/>
+      <w:lvlJc w:val="left"/>
+      <w:pPr>
+        <w:tabs>
+          <w:tab w:val="num" w:pos="6480"/>
+        </w:tabs>
+        <w:ind w:left="6480" w:hanging="360"/>
+      </w:pPr>
+      <w:rPr>
+        <w:rFonts w:ascii="Wingdings" w:hAnsi="Wingdings" w:hint="default"/>
+        <w:sz w:val="20"/>
+      </w:rPr>
+    </w:lvl>
+  </w:abstractNum>
+  <w:abstractNum w:abstractNumId="27" w15:restartNumberingAfterBreak="0">
     <w:nsid w:val="66021E37"/>
     <w:multiLevelType w:val="multilevel"/>
     <w:tmpl w:val="CD584E5E"/>
@@ -5176,7 +9083,120 @@
       </w:rPr>
     </w:lvl>
   </w:abstractNum>
-  <w:abstractNum w:abstractNumId="15" w15:restartNumberingAfterBreak="0">
+  <w:abstractNum w:abstractNumId="28" w15:restartNumberingAfterBreak="0">
+    <w:nsid w:val="6F670AA9"/>
+    <w:multiLevelType w:val="multilevel"/>
+    <w:tmpl w:val="377CE7E0"/>
+    <w:lvl w:ilvl="0">
+      <w:start w:val="1"/>
+      <w:numFmt w:val="decimal"/>
+      <w:lvlText w:val="%1."/>
+      <w:lvlJc w:val="left"/>
+      <w:pPr>
+        <w:tabs>
+          <w:tab w:val="num" w:pos="720"/>
+        </w:tabs>
+        <w:ind w:left="720" w:hanging="360"/>
+      </w:pPr>
+    </w:lvl>
+    <w:lvl w:ilvl="1" w:tentative="1">
+      <w:start w:val="1"/>
+      <w:numFmt w:val="decimal"/>
+      <w:lvlText w:val="%2."/>
+      <w:lvlJc w:val="left"/>
+      <w:pPr>
+        <w:tabs>
+          <w:tab w:val="num" w:pos="1440"/>
+        </w:tabs>
+        <w:ind w:left="1440" w:hanging="360"/>
+      </w:pPr>
+    </w:lvl>
+    <w:lvl w:ilvl="2" w:tentative="1">
+      <w:start w:val="1"/>
+      <w:numFmt w:val="decimal"/>
+      <w:lvlText w:val="%3."/>
+      <w:lvlJc w:val="left"/>
+      <w:pPr>
+        <w:tabs>
+          <w:tab w:val="num" w:pos="2160"/>
+        </w:tabs>
+        <w:ind w:left="2160" w:hanging="360"/>
+      </w:pPr>
+    </w:lvl>
+    <w:lvl w:ilvl="3" w:tentative="1">
+      <w:start w:val="1"/>
+      <w:numFmt w:val="decimal"/>
+      <w:lvlText w:val="%4."/>
+      <w:lvlJc w:val="left"/>
+      <w:pPr>
+        <w:tabs>
+          <w:tab w:val="num" w:pos="2880"/>
+        </w:tabs>
+        <w:ind w:left="2880" w:hanging="360"/>
+      </w:pPr>
+    </w:lvl>
+    <w:lvl w:ilvl="4" w:tentative="1">
+      <w:start w:val="1"/>
+      <w:numFmt w:val="decimal"/>
+      <w:lvlText w:val="%5."/>
+      <w:lvlJc w:val="left"/>
+      <w:pPr>
+        <w:tabs>
+          <w:tab w:val="num" w:pos="3600"/>
+        </w:tabs>
+        <w:ind w:left="3600" w:hanging="360"/>
+      </w:pPr>
+    </w:lvl>
+    <w:lvl w:ilvl="5" w:tentative="1">
+      <w:start w:val="1"/>
+      <w:numFmt w:val="decimal"/>
+      <w:lvlText w:val="%6."/>
+      <w:lvlJc w:val="left"/>
+      <w:pPr>
+        <w:tabs>
+          <w:tab w:val="num" w:pos="4320"/>
+        </w:tabs>
+        <w:ind w:left="4320" w:hanging="360"/>
+      </w:pPr>
+    </w:lvl>
+    <w:lvl w:ilvl="6" w:tentative="1">
+      <w:start w:val="1"/>
+      <w:numFmt w:val="decimal"/>
+      <w:lvlText w:val="%7."/>
+      <w:lvlJc w:val="left"/>
+      <w:pPr>
+        <w:tabs>
+          <w:tab w:val="num" w:pos="5040"/>
+        </w:tabs>
+        <w:ind w:left="5040" w:hanging="360"/>
+      </w:pPr>
+    </w:lvl>
+    <w:lvl w:ilvl="7" w:tentative="1">
+      <w:start w:val="1"/>
+      <w:numFmt w:val="decimal"/>
+      <w:lvlText w:val="%8."/>
+      <w:lvlJc w:val="left"/>
+      <w:pPr>
+        <w:tabs>
+          <w:tab w:val="num" w:pos="5760"/>
+        </w:tabs>
+        <w:ind w:left="5760" w:hanging="360"/>
+      </w:pPr>
+    </w:lvl>
+    <w:lvl w:ilvl="8" w:tentative="1">
+      <w:start w:val="1"/>
+      <w:numFmt w:val="decimal"/>
+      <w:lvlText w:val="%9."/>
+      <w:lvlJc w:val="left"/>
+      <w:pPr>
+        <w:tabs>
+          <w:tab w:val="num" w:pos="6480"/>
+        </w:tabs>
+        <w:ind w:left="6480" w:hanging="360"/>
+      </w:pPr>
+    </w:lvl>
+  </w:abstractNum>
+  <w:abstractNum w:abstractNumId="29" w15:restartNumberingAfterBreak="0">
     <w:nsid w:val="701234D8"/>
     <w:multiLevelType w:val="multilevel"/>
     <w:tmpl w:val="EAB271B6"/>
@@ -5325,7 +9345,7 @@
       </w:rPr>
     </w:lvl>
   </w:abstractNum>
-  <w:abstractNum w:abstractNumId="16" w15:restartNumberingAfterBreak="0">
+  <w:abstractNum w:abstractNumId="30" w15:restartNumberingAfterBreak="0">
     <w:nsid w:val="75E51F45"/>
     <w:multiLevelType w:val="multilevel"/>
     <w:tmpl w:val="95D0F0D4"/>
@@ -5474,7 +9494,7 @@
       </w:rPr>
     </w:lvl>
   </w:abstractNum>
-  <w:abstractNum w:abstractNumId="17" w15:restartNumberingAfterBreak="0">
+  <w:abstractNum w:abstractNumId="31" w15:restartNumberingAfterBreak="0">
     <w:nsid w:val="79446792"/>
     <w:multiLevelType w:val="multilevel"/>
     <w:tmpl w:val="4BCC4FD2"/>
@@ -5623,7 +9643,7 @@
       </w:rPr>
     </w:lvl>
   </w:abstractNum>
-  <w:abstractNum w:abstractNumId="18" w15:restartNumberingAfterBreak="0">
+  <w:abstractNum w:abstractNumId="32" w15:restartNumberingAfterBreak="0">
     <w:nsid w:val="7B0B2E1A"/>
     <w:multiLevelType w:val="multilevel"/>
     <w:tmpl w:val="BC78EA22"/>
@@ -5772,62 +9792,256 @@
       </w:rPr>
     </w:lvl>
   </w:abstractNum>
+  <w:abstractNum w:abstractNumId="33" w15:restartNumberingAfterBreak="0">
+    <w:nsid w:val="7F996C1D"/>
+    <w:multiLevelType w:val="multilevel"/>
+    <w:tmpl w:val="AD3E9B00"/>
+    <w:lvl w:ilvl="0">
+      <w:start w:val="1"/>
+      <w:numFmt w:val="bullet"/>
+      <w:lvlText w:val=""/>
+      <w:lvlJc w:val="left"/>
+      <w:pPr>
+        <w:tabs>
+          <w:tab w:val="num" w:pos="720"/>
+        </w:tabs>
+        <w:ind w:left="720" w:hanging="360"/>
+      </w:pPr>
+      <w:rPr>
+        <w:rFonts w:ascii="Symbol" w:hAnsi="Symbol" w:hint="default"/>
+        <w:sz w:val="20"/>
+      </w:rPr>
+    </w:lvl>
+    <w:lvl w:ilvl="1" w:tentative="1">
+      <w:start w:val="1"/>
+      <w:numFmt w:val="bullet"/>
+      <w:lvlText w:val="o"/>
+      <w:lvlJc w:val="left"/>
+      <w:pPr>
+        <w:tabs>
+          <w:tab w:val="num" w:pos="1440"/>
+        </w:tabs>
+        <w:ind w:left="1440" w:hanging="360"/>
+      </w:pPr>
+      <w:rPr>
+        <w:rFonts w:ascii="Courier New" w:hAnsi="Courier New" w:hint="default"/>
+        <w:sz w:val="20"/>
+      </w:rPr>
+    </w:lvl>
+    <w:lvl w:ilvl="2" w:tentative="1">
+      <w:start w:val="1"/>
+      <w:numFmt w:val="bullet"/>
+      <w:lvlText w:val=""/>
+      <w:lvlJc w:val="left"/>
+      <w:pPr>
+        <w:tabs>
+          <w:tab w:val="num" w:pos="2160"/>
+        </w:tabs>
+        <w:ind w:left="2160" w:hanging="360"/>
+      </w:pPr>
+      <w:rPr>
+        <w:rFonts w:ascii="Wingdings" w:hAnsi="Wingdings" w:hint="default"/>
+        <w:sz w:val="20"/>
+      </w:rPr>
+    </w:lvl>
+    <w:lvl w:ilvl="3" w:tentative="1">
+      <w:start w:val="1"/>
+      <w:numFmt w:val="bullet"/>
+      <w:lvlText w:val=""/>
+      <w:lvlJc w:val="left"/>
+      <w:pPr>
+        <w:tabs>
+          <w:tab w:val="num" w:pos="2880"/>
+        </w:tabs>
+        <w:ind w:left="2880" w:hanging="360"/>
+      </w:pPr>
+      <w:rPr>
+        <w:rFonts w:ascii="Wingdings" w:hAnsi="Wingdings" w:hint="default"/>
+        <w:sz w:val="20"/>
+      </w:rPr>
+    </w:lvl>
+    <w:lvl w:ilvl="4" w:tentative="1">
+      <w:start w:val="1"/>
+      <w:numFmt w:val="bullet"/>
+      <w:lvlText w:val=""/>
+      <w:lvlJc w:val="left"/>
+      <w:pPr>
+        <w:tabs>
+          <w:tab w:val="num" w:pos="3600"/>
+        </w:tabs>
+        <w:ind w:left="3600" w:hanging="360"/>
+      </w:pPr>
+      <w:rPr>
+        <w:rFonts w:ascii="Wingdings" w:hAnsi="Wingdings" w:hint="default"/>
+        <w:sz w:val="20"/>
+      </w:rPr>
+    </w:lvl>
+    <w:lvl w:ilvl="5" w:tentative="1">
+      <w:start w:val="1"/>
+      <w:numFmt w:val="bullet"/>
+      <w:lvlText w:val=""/>
+      <w:lvlJc w:val="left"/>
+      <w:pPr>
+        <w:tabs>
+          <w:tab w:val="num" w:pos="4320"/>
+        </w:tabs>
+        <w:ind w:left="4320" w:hanging="360"/>
+      </w:pPr>
+      <w:rPr>
+        <w:rFonts w:ascii="Wingdings" w:hAnsi="Wingdings" w:hint="default"/>
+        <w:sz w:val="20"/>
+      </w:rPr>
+    </w:lvl>
+    <w:lvl w:ilvl="6" w:tentative="1">
+      <w:start w:val="1"/>
+      <w:numFmt w:val="bullet"/>
+      <w:lvlText w:val=""/>
+      <w:lvlJc w:val="left"/>
+      <w:pPr>
+        <w:tabs>
+          <w:tab w:val="num" w:pos="5040"/>
+        </w:tabs>
+        <w:ind w:left="5040" w:hanging="360"/>
+      </w:pPr>
+      <w:rPr>
+        <w:rFonts w:ascii="Wingdings" w:hAnsi="Wingdings" w:hint="default"/>
+        <w:sz w:val="20"/>
+      </w:rPr>
+    </w:lvl>
+    <w:lvl w:ilvl="7" w:tentative="1">
+      <w:start w:val="1"/>
+      <w:numFmt w:val="bullet"/>
+      <w:lvlText w:val=""/>
+      <w:lvlJc w:val="left"/>
+      <w:pPr>
+        <w:tabs>
+          <w:tab w:val="num" w:pos="5760"/>
+        </w:tabs>
+        <w:ind w:left="5760" w:hanging="360"/>
+      </w:pPr>
+      <w:rPr>
+        <w:rFonts w:ascii="Wingdings" w:hAnsi="Wingdings" w:hint="default"/>
+        <w:sz w:val="20"/>
+      </w:rPr>
+    </w:lvl>
+    <w:lvl w:ilvl="8" w:tentative="1">
+      <w:start w:val="1"/>
+      <w:numFmt w:val="bullet"/>
+      <w:lvlText w:val=""/>
+      <w:lvlJc w:val="left"/>
+      <w:pPr>
+        <w:tabs>
+          <w:tab w:val="num" w:pos="6480"/>
+        </w:tabs>
+        <w:ind w:left="6480" w:hanging="360"/>
+      </w:pPr>
+      <w:rPr>
+        <w:rFonts w:ascii="Wingdings" w:hAnsi="Wingdings" w:hint="default"/>
+        <w:sz w:val="20"/>
+      </w:rPr>
+    </w:lvl>
+  </w:abstractNum>
   <w:num w:numId="1">
+    <w:abstractNumId w:val="3"/>
+  </w:num>
+  <w:num w:numId="2">
+    <w:abstractNumId w:val="31"/>
+  </w:num>
+  <w:num w:numId="3">
+    <w:abstractNumId w:val="23"/>
+  </w:num>
+  <w:num w:numId="4">
+    <w:abstractNumId w:val="16"/>
+  </w:num>
+  <w:num w:numId="5">
+    <w:abstractNumId w:val="22"/>
+  </w:num>
+  <w:num w:numId="6">
     <w:abstractNumId w:val="2"/>
   </w:num>
-  <w:num w:numId="2">
-    <w:abstractNumId w:val="17"/>
-  </w:num>
-  <w:num w:numId="3">
+  <w:num w:numId="7">
     <w:abstractNumId w:val="13"/>
   </w:num>
-  <w:num w:numId="4">
-    <w:abstractNumId w:val="10"/>
-  </w:num>
-  <w:num w:numId="5">
-    <w:abstractNumId w:val="12"/>
-  </w:num>
-  <w:num w:numId="6">
-    <w:abstractNumId w:val="1"/>
-  </w:num>
-  <w:num w:numId="7">
-    <w:abstractNumId w:val="7"/>
-  </w:num>
   <w:num w:numId="8">
-    <w:abstractNumId w:val="18"/>
+    <w:abstractNumId w:val="32"/>
   </w:num>
   <w:num w:numId="9">
+    <w:abstractNumId w:val="29"/>
+  </w:num>
+  <w:num w:numId="10">
+    <w:abstractNumId w:val="27"/>
+  </w:num>
+  <w:num w:numId="11">
+    <w:abstractNumId w:val="30"/>
+  </w:num>
+  <w:num w:numId="12">
     <w:abstractNumId w:val="15"/>
   </w:num>
-  <w:num w:numId="10">
+  <w:num w:numId="13">
     <w:abstractNumId w:val="14"/>
   </w:num>
-  <w:num w:numId="11">
-    <w:abstractNumId w:val="16"/>
-  </w:num>
-  <w:num w:numId="12">
-    <w:abstractNumId w:val="9"/>
-  </w:num>
-  <w:num w:numId="13">
-    <w:abstractNumId w:val="8"/>
-  </w:num>
   <w:num w:numId="14">
-    <w:abstractNumId w:val="4"/>
+    <w:abstractNumId w:val="7"/>
   </w:num>
   <w:num w:numId="15">
     <w:abstractNumId w:val="0"/>
   </w:num>
   <w:num w:numId="16">
-    <w:abstractNumId w:val="3"/>
+    <w:abstractNumId w:val="4"/>
   </w:num>
   <w:num w:numId="17">
+    <w:abstractNumId w:val="19"/>
+  </w:num>
+  <w:num w:numId="18">
     <w:abstractNumId w:val="11"/>
   </w:num>
-  <w:num w:numId="18">
+  <w:num w:numId="19">
+    <w:abstractNumId w:val="9"/>
+  </w:num>
+  <w:num w:numId="20">
+    <w:abstractNumId w:val="1"/>
+  </w:num>
+  <w:num w:numId="21">
+    <w:abstractNumId w:val="12"/>
+  </w:num>
+  <w:num w:numId="22">
+    <w:abstractNumId w:val="5"/>
+  </w:num>
+  <w:num w:numId="23">
+    <w:abstractNumId w:val="25"/>
+  </w:num>
+  <w:num w:numId="24">
+    <w:abstractNumId w:val="28"/>
+  </w:num>
+  <w:num w:numId="25">
+    <w:abstractNumId w:val="8"/>
+  </w:num>
+  <w:num w:numId="26">
+    <w:abstractNumId w:val="10"/>
+  </w:num>
+  <w:num w:numId="27">
     <w:abstractNumId w:val="6"/>
   </w:num>
-  <w:num w:numId="19">
-    <w:abstractNumId w:val="5"/>
+  <w:num w:numId="28">
+    <w:abstractNumId w:val="17"/>
+  </w:num>
+  <w:num w:numId="29">
+    <w:abstractNumId w:val="18"/>
+  </w:num>
+  <w:num w:numId="30">
+    <w:abstractNumId w:val="20"/>
+  </w:num>
+  <w:num w:numId="31">
+    <w:abstractNumId w:val="26"/>
+  </w:num>
+  <w:num w:numId="32">
+    <w:abstractNumId w:val="21"/>
+  </w:num>
+  <w:num w:numId="33">
+    <w:abstractNumId w:val="33"/>
+  </w:num>
+  <w:num w:numId="34">
+    <w:abstractNumId w:val="24"/>
   </w:num>
 </w:numbering>
 </file>
